--- a/Manual hex coven.docx
+++ b/Manual hex coven.docx
@@ -1168,6 +1168,12 @@
               </w:rPr>
               <w:t>40</w:t>
             </w:r>
+            <w:r>
+              <w:rPr>
+                <w:rFonts w:ascii="Calibri Light" w:hAnsi="Calibri Light" w:cs="Calibri Light"/>
+              </w:rPr>
+              <w:t xml:space="preserve"> (8 de cada)</w:t>
+            </w:r>
           </w:p>
         </w:tc>
       </w:tr>
@@ -2395,13 +2401,7 @@
               <w:rPr>
                 <w:rFonts w:ascii="Calibri Light" w:hAnsi="Calibri Light" w:cs="Calibri Light"/>
               </w:rPr>
-              <w:t>Pasivas</w:t>
-            </w:r>
-            <w:r>
-              <w:rPr>
-                <w:rFonts w:ascii="Calibri Light" w:hAnsi="Calibri Light" w:cs="Calibri Light"/>
-              </w:rPr>
-              <w:t xml:space="preserve"> </w:t>
+              <w:t xml:space="preserve">Pasivas </w:t>
             </w:r>
             <w:r>
               <w:rPr>
@@ -6062,13 +6062,7 @@
               <w:rPr>
                 <w:rFonts w:ascii="Calibri Light" w:hAnsi="Calibri Light" w:cs="Calibri Light"/>
               </w:rPr>
-              <w:t xml:space="preserve"> </w:t>
-            </w:r>
-            <w:r>
-              <w:rPr>
-                <w:rFonts w:ascii="Calibri Light" w:hAnsi="Calibri Light" w:cs="Calibri Light"/>
-              </w:rPr>
-              <w:t>No obstante, es posible entrar o salir mediante teletransportes o efectos de maleficios.</w:t>
+              <w:t xml:space="preserve"> No obstante, es posible entrar o salir mediante teletransportes o efectos de maleficios.</w:t>
             </w:r>
           </w:p>
         </w:tc>
@@ -6823,19 +6817,7 @@
               <w:rPr>
                 <w:rFonts w:ascii="Calibri Light" w:hAnsi="Calibri Light" w:cs="Calibri Light"/>
               </w:rPr>
-              <w:t xml:space="preserve"> de </w:t>
-            </w:r>
-            <w:r>
-              <w:rPr>
-                <w:rFonts w:ascii="Calibri Light" w:hAnsi="Calibri Light" w:cs="Calibri Light"/>
-              </w:rPr>
-              <w:t>daño</w:t>
-            </w:r>
-            <w:r>
-              <w:rPr>
-                <w:rFonts w:ascii="Calibri Light" w:hAnsi="Calibri Light" w:cs="Calibri Light"/>
-              </w:rPr>
-              <w:t>.</w:t>
+              <w:t xml:space="preserve"> de daño.</w:t>
             </w:r>
             <w:r>
               <w:rPr>
@@ -6865,31 +6847,7 @@
               <w:rPr>
                 <w:rFonts w:ascii="Calibri Light" w:hAnsi="Calibri Light" w:cs="Calibri Light"/>
               </w:rPr>
-              <w:t xml:space="preserve"> elegirse a </w:t>
-            </w:r>
-            <w:r>
-              <w:rPr>
-                <w:rFonts w:ascii="Calibri Light" w:hAnsi="Calibri Light" w:cs="Calibri Light"/>
-              </w:rPr>
-              <w:t>sí</w:t>
-            </w:r>
-            <w:r>
-              <w:rPr>
-                <w:rFonts w:ascii="Calibri Light" w:hAnsi="Calibri Light" w:cs="Calibri Light"/>
-              </w:rPr>
-              <w:t xml:space="preserve"> mismo si es el </w:t>
-            </w:r>
-            <w:r>
-              <w:rPr>
-                <w:rFonts w:ascii="Calibri Light" w:hAnsi="Calibri Light" w:cs="Calibri Light"/>
-              </w:rPr>
-              <w:t>único</w:t>
-            </w:r>
-            <w:r>
-              <w:rPr>
-                <w:rFonts w:ascii="Calibri Light" w:hAnsi="Calibri Light" w:cs="Calibri Light"/>
-              </w:rPr>
-              <w:t xml:space="preserve"> jugador vivo.</w:t>
+              <w:t xml:space="preserve"> elegirse a sí mismo si es el único jugador vivo.</w:t>
             </w:r>
           </w:p>
           <w:p>
@@ -7014,19 +6972,7 @@
               <w:rPr>
                 <w:rFonts w:ascii="Calibri Light" w:hAnsi="Calibri Light" w:cs="Calibri Light"/>
               </w:rPr>
-              <w:t xml:space="preserve"> de </w:t>
-            </w:r>
-            <w:r>
-              <w:rPr>
-                <w:rFonts w:ascii="Calibri Light" w:hAnsi="Calibri Light" w:cs="Calibri Light"/>
-              </w:rPr>
-              <w:t>daño</w:t>
-            </w:r>
-            <w:r>
-              <w:rPr>
-                <w:rFonts w:ascii="Calibri Light" w:hAnsi="Calibri Light" w:cs="Calibri Light"/>
-              </w:rPr>
-              <w:t xml:space="preserve"> y rechazo</w:t>
+              <w:t xml:space="preserve"> de daño y rechazo</w:t>
             </w:r>
             <w:r>
               <w:rPr>
@@ -7124,19 +7070,7 @@
               <w:rPr>
                 <w:rFonts w:ascii="Calibri Light" w:hAnsi="Calibri Light" w:cs="Calibri Light"/>
               </w:rPr>
-              <w:t xml:space="preserve"> de </w:t>
-            </w:r>
-            <w:r>
-              <w:rPr>
-                <w:rFonts w:ascii="Calibri Light" w:hAnsi="Calibri Light" w:cs="Calibri Light"/>
-              </w:rPr>
-              <w:t>daño</w:t>
-            </w:r>
-            <w:r>
-              <w:rPr>
-                <w:rFonts w:ascii="Calibri Light" w:hAnsi="Calibri Light" w:cs="Calibri Light"/>
-              </w:rPr>
-              <w:t xml:space="preserve"> y ceguera</w:t>
+              <w:t xml:space="preserve"> de daño y ceguera</w:t>
             </w:r>
             <w:r>
               <w:rPr>
@@ -7505,13 +7439,7 @@
               <w:rPr>
                 <w:rFonts w:ascii="Calibri Light" w:hAnsi="Calibri Light" w:cs="Calibri Light"/>
               </w:rPr>
-              <w:t xml:space="preserve">nvoca un anillo de 6 </w:t>
-            </w:r>
-            <w:r>
-              <w:rPr>
-                <w:rFonts w:ascii="Calibri Light" w:hAnsi="Calibri Light" w:cs="Calibri Light"/>
-              </w:rPr>
-              <w:t>súbditos</w:t>
+              <w:t>nvoca un anillo de 6 súbditos</w:t>
             </w:r>
             <w:r>
               <w:rPr>
@@ -7535,19 +7463,7 @@
               <w:rPr>
                 <w:rFonts w:ascii="Calibri Light" w:hAnsi="Calibri Light" w:cs="Calibri Light"/>
               </w:rPr>
-              <w:t xml:space="preserve"> y </w:t>
-            </w:r>
-            <w:r>
-              <w:rPr>
-                <w:rFonts w:ascii="Calibri Light" w:hAnsi="Calibri Light" w:cs="Calibri Light"/>
-              </w:rPr>
-              <w:t>cúrale</w:t>
-            </w:r>
-            <w:r>
-              <w:rPr>
-                <w:rFonts w:ascii="Calibri Light" w:hAnsi="Calibri Light" w:cs="Calibri Light"/>
-              </w:rPr>
-              <w:t xml:space="preserve"> </w:t>
+              <w:t xml:space="preserve"> y cúrale </w:t>
             </w:r>
             <w:r>
               <w:rPr>
@@ -7664,19 +7580,7 @@
               <w:rPr>
                 <w:rFonts w:ascii="Calibri Light" w:hAnsi="Calibri Light" w:cs="Calibri Light"/>
               </w:rPr>
-              <w:t xml:space="preserve">o a todos los jugadores que tengan 5 cartas de hechizo o </w:t>
-            </w:r>
-            <w:r>
-              <w:rPr>
-                <w:rFonts w:ascii="Calibri Light" w:hAnsi="Calibri Light" w:cs="Calibri Light"/>
-              </w:rPr>
-              <w:t>más</w:t>
-            </w:r>
-            <w:r>
-              <w:rPr>
-                <w:rFonts w:ascii="Calibri Light" w:hAnsi="Calibri Light" w:cs="Calibri Light"/>
-              </w:rPr>
-              <w:t>.</w:t>
+              <w:t>o a todos los jugadores que tengan 5 cartas de hechizo o más.</w:t>
             </w:r>
           </w:p>
         </w:tc>
@@ -7720,25 +7624,7 @@
               <w:rPr>
                 <w:rFonts w:ascii="Calibri Light" w:hAnsi="Calibri Light" w:cs="Calibri Light"/>
               </w:rPr>
-              <w:t xml:space="preserve">oba </w:t>
-            </w:r>
-            <w:r>
-              <w:rPr>
-                <w:rFonts w:ascii="Calibri Light" w:hAnsi="Calibri Light" w:cs="Calibri Light"/>
-              </w:rPr>
-              <w:t>un doblón</w:t>
-            </w:r>
-            <w:r>
-              <w:rPr>
-                <w:rFonts w:ascii="Calibri Light" w:hAnsi="Calibri Light" w:cs="Calibri Light"/>
-              </w:rPr>
-              <w:t xml:space="preserve"> de cada jugador e </w:t>
-            </w:r>
-            <w:r>
-              <w:rPr>
-                <w:rFonts w:ascii="Calibri Light" w:hAnsi="Calibri Light" w:cs="Calibri Light"/>
-              </w:rPr>
-              <w:t>invócal</w:t>
+              <w:t>oba un doblón de cada jugador e invócal</w:t>
             </w:r>
             <w:r>
               <w:rPr>
@@ -7750,19 +7636,7 @@
               <w:rPr>
                 <w:rFonts w:ascii="Calibri Light" w:hAnsi="Calibri Light" w:cs="Calibri Light"/>
               </w:rPr>
-              <w:t xml:space="preserve"> como un </w:t>
-            </w:r>
-            <w:r>
-              <w:rPr>
-                <w:rFonts w:ascii="Calibri Light" w:hAnsi="Calibri Light" w:cs="Calibri Light"/>
-              </w:rPr>
-              <w:t>súbdito</w:t>
-            </w:r>
-            <w:r>
-              <w:rPr>
-                <w:rFonts w:ascii="Calibri Light" w:hAnsi="Calibri Light" w:cs="Calibri Light"/>
-              </w:rPr>
-              <w:t xml:space="preserve"> </w:t>
+              <w:t xml:space="preserve"> como un súbdito </w:t>
             </w:r>
             <w:r>
               <w:rPr>
@@ -8860,7 +8734,19 @@
               <w:rPr>
                 <w:rFonts w:ascii="Calibri Light" w:hAnsi="Calibri Light" w:cs="Calibri Light"/>
               </w:rPr>
-              <w:t>el efecto de la posible más cercana.</w:t>
+              <w:t xml:space="preserve">el efecto de la </w:t>
+            </w:r>
+            <w:r>
+              <w:rPr>
+                <w:rFonts w:ascii="Calibri Light" w:hAnsi="Calibri Light" w:cs="Calibri Light"/>
+              </w:rPr>
+              <w:t xml:space="preserve">maldición </w:t>
+            </w:r>
+            <w:r>
+              <w:rPr>
+                <w:rFonts w:ascii="Calibri Light" w:hAnsi="Calibri Light" w:cs="Calibri Light"/>
+              </w:rPr>
+              <w:t>posible más cercana.</w:t>
             </w:r>
           </w:p>
         </w:tc>
@@ -9808,13 +9694,7 @@
               <w:rPr>
                 <w:rFonts w:ascii="Calibri Light" w:hAnsi="Calibri Light" w:cs="Calibri Light"/>
               </w:rPr>
-              <w:t xml:space="preserve"> 8</w:t>
-            </w:r>
-            <w:r>
-              <w:rPr>
-                <w:rFonts w:ascii="Calibri Light" w:hAnsi="Calibri Light" w:cs="Calibri Light"/>
-              </w:rPr>
-              <w:t xml:space="preserve"> puntos de vida.</w:t>
+              <w:t xml:space="preserve"> 8 puntos de vida.</w:t>
             </w:r>
           </w:p>
         </w:tc>
@@ -12240,6 +12120,7 @@
   <w:style w:type="character" w:default="1" w:styleId="DefaultParagraphFont">
     <w:name w:val="Default Paragraph Font"/>
     <w:uiPriority w:val="1"/>
+    <w:semiHidden/>
     <w:unhideWhenUsed/>
   </w:style>
   <w:style w:type="table" w:default="1" w:styleId="TableNormal">

--- a/Manual hex coven.docx
+++ b/Manual hex coven.docx
@@ -1,6 +1,6 @@
 
 <file path=word/document.xml><?xml version="1.0" encoding="utf-8"?>
-<w:document xmlns:wpc="http://schemas.microsoft.com/office/word/2010/wordprocessingCanvas" xmlns:cx="http://schemas.microsoft.com/office/drawing/2014/chartex" xmlns:cx1="http://schemas.microsoft.com/office/drawing/2015/9/8/chartex" xmlns:cx2="http://schemas.microsoft.com/office/drawing/2015/10/21/chartex" xmlns:cx3="http://schemas.microsoft.com/office/drawing/2016/5/9/chartex" xmlns:cx4="http://schemas.microsoft.com/office/drawing/2016/5/10/chartex" xmlns:cx5="http://schemas.microsoft.com/office/drawing/2016/5/11/chartex" xmlns:cx6="http://schemas.microsoft.com/office/drawing/2016/5/12/chartex" xmlns:cx7="http://schemas.microsoft.com/office/drawing/2016/5/13/chartex" xmlns:cx8="http://schemas.microsoft.com/office/drawing/2016/5/14/chartex" xmlns:mc="http://schemas.openxmlformats.org/markup-compatibility/2006" xmlns:aink="http://schemas.microsoft.com/office/drawing/2016/ink" xmlns:am3d="http://schemas.microsoft.com/office/drawing/2017/model3d" xmlns:o="urn:schemas-microsoft-com:office:office" xmlns:oel="http://schemas.microsoft.com/office/2019/extlst" xmlns:r="http://schemas.openxmlformats.org/officeDocument/2006/relationships" xmlns:m="http://schemas.openxmlformats.org/officeDocument/2006/math" xmlns:v="urn:schemas-microsoft-com:vml" xmlns:wp14="http://schemas.microsoft.com/office/word/2010/wordprocessingDrawing" xmlns:wp="http://schemas.openxmlformats.org/drawingml/2006/wordprocessingDrawing" xmlns:w10="urn:schemas-microsoft-com:office:word" xmlns:w="http://schemas.openxmlformats.org/wordprocessingml/2006/main" xmlns:w14="http://schemas.microsoft.com/office/word/2010/wordml" xmlns:w15="http://schemas.microsoft.com/office/word/2012/wordml" xmlns:w16cex="http://schemas.microsoft.com/office/word/2018/wordml/cex" xmlns:w16cid="http://schemas.microsoft.com/office/word/2016/wordml/cid" xmlns:w16="http://schemas.microsoft.com/office/word/2018/wordml" xmlns:w16du="http://schemas.microsoft.com/office/word/2023/wordml/word16du" xmlns:w16sdtdh="http://schemas.microsoft.com/office/word/2020/wordml/sdtdatahash" xmlns:w16sdtfl="http://schemas.microsoft.com/office/word/2024/wordml/sdtformatlock" xmlns:w16se="http://schemas.microsoft.com/office/word/2015/wordml/symex" xmlns:wpg="http://schemas.microsoft.com/office/word/2010/wordprocessingGroup" xmlns:wpi="http://schemas.microsoft.com/office/word/2010/wordprocessingInk" xmlns:wne="http://schemas.microsoft.com/office/word/2006/wordml" xmlns:wps="http://schemas.microsoft.com/office/word/2010/wordprocessingShape" mc:Ignorable="w14 w15 w16se w16cid w16 w16cex w16sdtdh w16sdtfl w16du wp14">
+<w:document xmlns:wpc="http://schemas.microsoft.com/office/word/2010/wordprocessingCanvas" xmlns:cx="http://schemas.microsoft.com/office/drawing/2014/chartex" xmlns:cx1="http://schemas.microsoft.com/office/drawing/2015/9/8/chartex" xmlns:cx2="http://schemas.microsoft.com/office/drawing/2015/10/21/chartex" xmlns:cx3="http://schemas.microsoft.com/office/drawing/2016/5/9/chartex" xmlns:cx4="http://schemas.microsoft.com/office/drawing/2016/5/10/chartex" xmlns:cx5="http://schemas.microsoft.com/office/drawing/2016/5/11/chartex" xmlns:cx6="http://schemas.microsoft.com/office/drawing/2016/5/12/chartex" xmlns:cx7="http://schemas.microsoft.com/office/drawing/2016/5/13/chartex" xmlns:cx8="http://schemas.microsoft.com/office/drawing/2016/5/14/chartex" xmlns:mc="http://schemas.openxmlformats.org/markup-compatibility/2006" xmlns:aink="http://schemas.microsoft.com/office/drawing/2016/ink" xmlns:am3d="http://schemas.microsoft.com/office/drawing/2017/model3d" xmlns:o="urn:schemas-microsoft-com:office:office" xmlns:oel="http://schemas.microsoft.com/office/2019/extlst" xmlns:r="http://schemas.openxmlformats.org/officeDocument/2006/relationships" xmlns:m="http://schemas.openxmlformats.org/officeDocument/2006/math" xmlns:v="urn:schemas-microsoft-com:vml" xmlns:wp14="http://schemas.microsoft.com/office/word/2010/wordprocessingDrawing" xmlns:wp="http://schemas.openxmlformats.org/drawingml/2006/wordprocessingDrawing" xmlns:w10="urn:schemas-microsoft-com:office:word" xmlns:w="http://schemas.openxmlformats.org/wordprocessingml/2006/main" xmlns:w14="http://schemas.microsoft.com/office/word/2010/wordml" xmlns:w15="http://schemas.microsoft.com/office/word/2012/wordml" xmlns:w16cei="http://schemas.microsoft.com/office/word/2026/wordml/cei" xmlns:w16cex="http://schemas.microsoft.com/office/word/2018/wordml/cex" xmlns:w16cid="http://schemas.microsoft.com/office/word/2016/wordml/cid" xmlns:w16="http://schemas.microsoft.com/office/word/2018/wordml" xmlns:w16du="http://schemas.microsoft.com/office/word/2023/wordml/word16du" xmlns:w16sdtdh="http://schemas.microsoft.com/office/word/2020/wordml/sdtdatahash" xmlns:w16sdtfl="http://schemas.microsoft.com/office/word/2024/wordml/sdtformatlock" xmlns:w16se="http://schemas.microsoft.com/office/word/2015/wordml/symex" xmlns:wpg="http://schemas.microsoft.com/office/word/2010/wordprocessingGroup" xmlns:wpi="http://schemas.microsoft.com/office/word/2010/wordprocessingInk" xmlns:wne="http://schemas.microsoft.com/office/word/2006/wordml" xmlns:wps="http://schemas.microsoft.com/office/word/2010/wordprocessingShape" mc:Ignorable="w14 w15 w16se w16cid w16 w16cex w16sdtdh w16sdtfl w16du wp14">
   <w:body>
     <w:p>
       <w:pPr>
@@ -1044,6 +1044,14 @@
     </w:p>
     <w:p>
       <w:pPr>
+        <w:pStyle w:val="aclaraao"/>
+        <w:rPr>
+          <w:rFonts w:ascii="Calibri Light" w:hAnsi="Calibri Light" w:cs="Calibri Light"/>
+        </w:rPr>
+      </w:pPr>
+    </w:p>
+    <w:p>
+      <w:pPr>
         <w:pStyle w:val="Title"/>
         <w:rPr>
           <w:rFonts w:ascii="Calibri Light" w:hAnsi="Calibri Light" w:cs="Calibri Light"/>
@@ -1054,6 +1062,7 @@
         <w:rPr>
           <w:rFonts w:ascii="Calibri Light" w:hAnsi="Calibri Light" w:cs="Calibri Light"/>
         </w:rPr>
+        <w:lastRenderedPageBreak/>
         <w:t>Component</w:t>
       </w:r>
       <w:proofErr w:type="spellEnd"/>
@@ -1848,8 +1857,16 @@
       <w:pPr>
         <w:rPr>
           <w:rFonts w:ascii="Calibri Light" w:hAnsi="Calibri Light" w:cs="Calibri Light"/>
-        </w:rPr>
-      </w:pPr>
+          <w:color w:val="EE0000"/>
+        </w:rPr>
+      </w:pPr>
+      <w:r>
+        <w:rPr>
+          <w:rFonts w:ascii="Calibri Light" w:hAnsi="Calibri Light" w:cs="Calibri Light"/>
+          <w:color w:val="EE0000"/>
+        </w:rPr>
+        <w:t>NECESITAMOS LA DIFICULTAD EN CALAVERIS</w:t>
+      </w:r>
     </w:p>
     <w:p>
       <w:pPr>
@@ -2050,6 +2067,12 @@
               </w:rPr>
               <w:t>4</w:t>
             </w:r>
+            <w:r>
+              <w:rPr>
+                <w:rFonts w:ascii="Calibri Light" w:hAnsi="Calibri Light" w:cs="Calibri Light"/>
+              </w:rPr>
+              <w:t>!!!!!!!!!!!</w:t>
+            </w:r>
           </w:p>
         </w:tc>
       </w:tr>
@@ -2254,7 +2277,7 @@
               <w:rPr>
                 <w:rFonts w:ascii="Calibri Light" w:hAnsi="Calibri Light" w:cs="Calibri Light"/>
               </w:rPr>
-              <w:t>¿???????</w:t>
+              <w:t>5</w:t>
             </w:r>
           </w:p>
         </w:tc>
@@ -2274,7 +2297,7 @@
               <w:rPr>
                 <w:rFonts w:ascii="Calibri Light" w:hAnsi="Calibri Light" w:cs="Calibri Light"/>
               </w:rPr>
-              <w:t>¿???????</w:t>
+              <w:t>6</w:t>
             </w:r>
           </w:p>
         </w:tc>
@@ -3745,6 +3768,18 @@
     </w:p>
     <w:p>
       <w:pPr>
+        <w:rPr>
+          <w:rStyle w:val="enlaseChar"/>
+          <w:rFonts w:ascii="Calibri Light" w:hAnsi="Calibri Light" w:cs="Calibri Light"/>
+          <w:b w:val="0"/>
+          <w:bCs w:val="0"/>
+          <w:color w:val="auto"/>
+          <w:lang w:eastAsia="es-ES"/>
+        </w:rPr>
+      </w:pPr>
+    </w:p>
+    <w:p>
+      <w:pPr>
         <w:pStyle w:val="Heading2"/>
         <w:rPr>
           <w:rFonts w:ascii="Calibri Light" w:hAnsi="Calibri Light" w:cs="Calibri Light"/>
@@ -3754,6 +3789,7 @@
         <w:rPr>
           <w:rFonts w:ascii="Calibri Light" w:hAnsi="Calibri Light" w:cs="Calibri Light"/>
         </w:rPr>
+        <w:lastRenderedPageBreak/>
         <w:t>Súbditos</w:t>
       </w:r>
     </w:p>
@@ -3780,7 +3816,6 @@
         <w:rPr>
           <w:rFonts w:ascii="Calibri Light" w:hAnsi="Calibri Light" w:cs="Calibri Light"/>
         </w:rPr>
-        <w:lastRenderedPageBreak/>
         <w:t xml:space="preserve">Los súbditos cortan el paso de hechizos que no atraviesen (cacería e impacto) y </w:t>
       </w:r>
       <w:r>
@@ -3800,6 +3835,22 @@
           <w:rFonts w:ascii="Calibri Light" w:hAnsi="Calibri Light" w:cs="Calibri Light"/>
         </w:rPr>
         <w:t xml:space="preserve"> áreas del tablero al forzar a los novicios a colisionar con ellos si quieren moverse.</w:t>
+      </w:r>
+    </w:p>
+    <w:p>
+      <w:pPr>
+        <w:pStyle w:val="aclaraao"/>
+      </w:pPr>
+      <w:r>
+        <w:t xml:space="preserve">Falta hablar de que cuando matas a un </w:t>
+      </w:r>
+      <w:proofErr w:type="spellStart"/>
+      <w:r>
+        <w:t>subdito</w:t>
+      </w:r>
+      <w:proofErr w:type="spellEnd"/>
+      <w:r>
+        <w:t xml:space="preserve"> le haces uno de daño a la bruja de su baldosa. Y explicar el caso de los gemelos que le hace daño a ambos</w:t>
       </w:r>
     </w:p>
     <w:p>
@@ -4256,7 +4307,19 @@
         <w:rPr>
           <w:rFonts w:ascii="Calibri Light" w:hAnsi="Calibri Light" w:cs="Calibri Light"/>
         </w:rPr>
-        <w:t>Si algún jugador queda desalojado, debe elegir una casilla de otra baldosa del tablero.</w:t>
+        <w:t>Si algún jugador queda desalojado, debe elegir una casilla de otra baldosa del tablero</w:t>
+      </w:r>
+      <w:r>
+        <w:rPr>
+          <w:rFonts w:ascii="Calibri Light" w:hAnsi="Calibri Light" w:cs="Calibri Light"/>
+        </w:rPr>
+        <w:t xml:space="preserve"> a la que teletransportarse</w:t>
+      </w:r>
+      <w:r>
+        <w:rPr>
+          <w:rFonts w:ascii="Calibri Light" w:hAnsi="Calibri Light" w:cs="Calibri Light"/>
+        </w:rPr>
+        <w:t>.</w:t>
       </w:r>
     </w:p>
     <w:p>
@@ -5349,7 +5412,35 @@
           <w:rFonts w:ascii="Calibri Light" w:hAnsi="Calibri Light" w:cs="Calibri Light"/>
           <w:lang w:eastAsia="es-ES"/>
         </w:rPr>
-        <w:t>Al principio de tu turno, puedes teletransportar un jugador a cualquier casilla. Si la casilla de destino hay otro jugador, intercámbialos.</w:t>
+        <w:t xml:space="preserve">Al principio de tu turno, puedes teletransportar un jugador </w:t>
+      </w:r>
+      <w:r>
+        <w:rPr>
+          <w:rFonts w:ascii="Calibri Light" w:hAnsi="Calibri Light" w:cs="Calibri Light"/>
+          <w:lang w:eastAsia="es-ES"/>
+        </w:rPr>
+        <w:t xml:space="preserve">vivo </w:t>
+      </w:r>
+      <w:r>
+        <w:rPr>
+          <w:rFonts w:ascii="Calibri Light" w:hAnsi="Calibri Light" w:cs="Calibri Light"/>
+          <w:lang w:eastAsia="es-ES"/>
+        </w:rPr>
+        <w:t>a cualquier casilla. Si la casilla de destino hay otro jugador</w:t>
+      </w:r>
+      <w:r>
+        <w:rPr>
+          <w:rFonts w:ascii="Calibri Light" w:hAnsi="Calibri Light" w:cs="Calibri Light"/>
+          <w:lang w:eastAsia="es-ES"/>
+        </w:rPr>
+        <w:t xml:space="preserve"> vivo</w:t>
+      </w:r>
+      <w:r>
+        <w:rPr>
+          <w:rFonts w:ascii="Calibri Light" w:hAnsi="Calibri Light" w:cs="Calibri Light"/>
+          <w:lang w:eastAsia="es-ES"/>
+        </w:rPr>
+        <w:t>, intercámbialos.</w:t>
       </w:r>
     </w:p>
     <w:p>
@@ -5387,7 +5478,21 @@
           <w:rFonts w:ascii="Calibri Light" w:hAnsi="Calibri Light" w:cs="Calibri Light"/>
           <w:lang w:eastAsia="es-ES"/>
         </w:rPr>
-        <w:t>Teletransporta a todos los jugadores a una casilla de su baldosa actual. A continuación, todos los jugadores ganan una acción de ataque.</w:t>
+        <w:t>Teletransporta a todos los jugadores</w:t>
+      </w:r>
+      <w:r>
+        <w:rPr>
+          <w:rFonts w:ascii="Calibri Light" w:hAnsi="Calibri Light" w:cs="Calibri Light"/>
+          <w:lang w:eastAsia="es-ES"/>
+        </w:rPr>
+        <w:t xml:space="preserve"> vivos</w:t>
+      </w:r>
+      <w:r>
+        <w:rPr>
+          <w:rFonts w:ascii="Calibri Light" w:hAnsi="Calibri Light" w:cs="Calibri Light"/>
+          <w:lang w:eastAsia="es-ES"/>
+        </w:rPr>
+        <w:t xml:space="preserve"> a una casilla de su baldosa actual. A continuación, todos los jugadores ganan una acción de ataque.</w:t>
       </w:r>
     </w:p>
     <w:p>
@@ -5710,6 +5815,13 @@
         </w:rPr>
         <w:t>. Redistribuye las de todos los jugadores como os parezca conveniente.</w:t>
       </w:r>
+      <w:r>
+        <w:rPr>
+          <w:rFonts w:ascii="Calibri Light" w:hAnsi="Calibri Light" w:cs="Calibri Light"/>
+          <w:lang w:eastAsia="es-ES"/>
+        </w:rPr>
+        <w:t xml:space="preserve"> Todos los jugadores deben terminar con al menos 1 carta.</w:t>
+      </w:r>
     </w:p>
     <w:p>
       <w:pPr>
@@ -5911,48 +6023,79 @@
         <w:t>themks</w:t>
       </w:r>
       <w:proofErr w:type="spellEnd"/>
-    </w:p>
-    <w:p>
-      <w:pPr>
-        <w:rPr>
-          <w:rFonts w:ascii="Calibri Light" w:hAnsi="Calibri Light" w:cs="Calibri Light"/>
-        </w:rPr>
-      </w:pPr>
-      <w:r>
-        <w:rPr>
-          <w:rFonts w:ascii="Calibri Light" w:hAnsi="Calibri Light" w:cs="Calibri Light"/>
-        </w:rPr>
-        <w:t>Heredera al trono de un antiguo reino, repudió los lujos de su familia en busca del verdadero poder.</w:t>
-      </w:r>
-    </w:p>
-    <w:p>
-      <w:pPr>
+      <w:r>
         <w:rPr>
           <w:rFonts w:ascii="Calibri Light" w:hAnsi="Calibri Light" w:cs="Calibri Light"/>
           <w:b/>
           <w:bCs/>
         </w:rPr>
-      </w:pPr>
+        <w:t xml:space="preserve">, </w:t>
+      </w:r>
       <w:r>
         <w:rPr>
           <w:rFonts w:ascii="Calibri Light" w:hAnsi="Calibri Light" w:cs="Calibri Light"/>
           <w:b/>
           <w:bCs/>
         </w:rPr>
-        <w:t>-estilo de juego y puntos fuertes</w:t>
-      </w:r>
-    </w:p>
-    <w:p>
-      <w:pPr>
-        <w:rPr>
-          <w:rFonts w:ascii="Calibri Light" w:hAnsi="Calibri Light" w:cs="Calibri Light"/>
-        </w:rPr>
-      </w:pPr>
-      <w:r>
-        <w:rPr>
-          <w:rFonts w:ascii="Calibri Light" w:hAnsi="Calibri Light" w:cs="Calibri Light"/>
-        </w:rPr>
-        <w:t xml:space="preserve">Se concentra en desplazar novicios hacia ella y su baldosa, para así causarles daño y colisionar con ellos. </w:t>
+        <w:t>estilo de juego y puntos fuertes</w:t>
+      </w:r>
+    </w:p>
+    <w:p>
+      <w:pPr>
+        <w:rPr>
+          <w:rFonts w:ascii="Calibri Light" w:hAnsi="Calibri Light" w:cs="Calibri Light"/>
+        </w:rPr>
+      </w:pPr>
+      <w:r>
+        <w:rPr>
+          <w:rFonts w:ascii="Calibri Light" w:hAnsi="Calibri Light" w:cs="Calibri Light"/>
+        </w:rPr>
+        <w:t xml:space="preserve">Heredera al trono de un antiguo reino, </w:t>
+      </w:r>
+      <w:proofErr w:type="spellStart"/>
+      <w:r>
+        <w:rPr>
+          <w:rFonts w:ascii="Calibri Light" w:hAnsi="Calibri Light" w:cs="Calibri Light"/>
+        </w:rPr>
+        <w:t>Sihkra</w:t>
+      </w:r>
+      <w:proofErr w:type="spellEnd"/>
+      <w:r>
+        <w:rPr>
+          <w:rFonts w:ascii="Calibri Light" w:hAnsi="Calibri Light" w:cs="Calibri Light"/>
+        </w:rPr>
+        <w:t xml:space="preserve"> </w:t>
+      </w:r>
+      <w:r>
+        <w:rPr>
+          <w:rFonts w:ascii="Calibri Light" w:hAnsi="Calibri Light" w:cs="Calibri Light"/>
+        </w:rPr>
+        <w:t>repudió los lujos de su familia en busca del verdadero poder.</w:t>
+      </w:r>
+    </w:p>
+    <w:p>
+      <w:pPr>
+        <w:rPr>
+          <w:rFonts w:ascii="Calibri Light" w:hAnsi="Calibri Light" w:cs="Calibri Light"/>
+        </w:rPr>
+      </w:pPr>
+      <w:r>
+        <w:rPr>
+          <w:rFonts w:ascii="Calibri Light" w:hAnsi="Calibri Light" w:cs="Calibri Light"/>
+        </w:rPr>
+        <w:t xml:space="preserve">Se </w:t>
+      </w:r>
+      <w:r>
+        <w:rPr>
+          <w:rFonts w:ascii="Calibri Light" w:hAnsi="Calibri Light" w:cs="Calibri Light"/>
+        </w:rPr>
+        <w:t>centra</w:t>
+      </w:r>
+      <w:r>
+        <w:rPr>
+          <w:rFonts w:ascii="Calibri Light" w:hAnsi="Calibri Light" w:cs="Calibri Light"/>
+        </w:rPr>
+        <w:t xml:space="preserve"> en desplazar novicios hacia ella y su baldosa, para así causarles daño y colisionar con ellos. </w:t>
       </w:r>
     </w:p>
     <w:p>
@@ -6154,7 +6297,6 @@
                 <w:rFonts w:ascii="Calibri Light" w:hAnsi="Calibri Light" w:cs="Calibri Light"/>
               </w:rPr>
             </w:pPr>
-            <w:proofErr w:type="spellStart"/>
             <w:r>
               <w:rPr>
                 <w:rFonts w:ascii="Calibri Light" w:hAnsi="Calibri Light" w:cs="Calibri Light"/>
@@ -6165,14 +6307,7 @@
               <w:rPr>
                 <w:rFonts w:ascii="Calibri Light" w:hAnsi="Calibri Light" w:cs="Calibri Light"/>
               </w:rPr>
-              <w:t>eleporta</w:t>
-            </w:r>
-            <w:proofErr w:type="spellEnd"/>
-            <w:r>
-              <w:rPr>
-                <w:rFonts w:ascii="Calibri Light" w:hAnsi="Calibri Light" w:cs="Calibri Light"/>
-              </w:rPr>
-              <w:t xml:space="preserve"> a todos los jugadores a una casilla adyacente </w:t>
+              <w:t xml:space="preserve">eleporta a todos los jugadores a una casilla adyacente </w:t>
             </w:r>
             <w:r>
               <w:rPr>
@@ -6487,6 +6622,7 @@
           <w:sz w:val="44"/>
           <w:szCs w:val="44"/>
         </w:rPr>
+        <w:lastRenderedPageBreak/>
         <w:t>ISEK</w:t>
       </w:r>
     </w:p>
@@ -6504,50 +6640,73 @@
           <w:b/>
           <w:bCs/>
         </w:rPr>
-        <w:t xml:space="preserve">-rengloncito de lore </w:t>
-      </w:r>
-    </w:p>
-    <w:p>
-      <w:pPr>
-        <w:rPr>
-          <w:rFonts w:ascii="Calibri Light" w:hAnsi="Calibri Light" w:cs="Calibri Light"/>
-        </w:rPr>
-      </w:pPr>
-      <w:r>
-        <w:rPr>
-          <w:rFonts w:ascii="Calibri Light" w:hAnsi="Calibri Light" w:cs="Calibri Light"/>
-        </w:rPr>
-        <w:t>Líder del mercado subterráneo, fortalece su cuerpo inyectándose una droga que el mismo desarrolló.</w:t>
-      </w:r>
-    </w:p>
-    <w:p>
-      <w:pPr>
+        <w:t>-rengloncito de lore</w:t>
+      </w:r>
+      <w:r>
         <w:rPr>
           <w:rFonts w:ascii="Calibri Light" w:hAnsi="Calibri Light" w:cs="Calibri Light"/>
           <w:b/>
           <w:bCs/>
         </w:rPr>
-      </w:pPr>
+        <w:t xml:space="preserve">, </w:t>
+      </w:r>
       <w:r>
         <w:rPr>
           <w:rFonts w:ascii="Calibri Light" w:hAnsi="Calibri Light" w:cs="Calibri Light"/>
           <w:b/>
           <w:bCs/>
         </w:rPr>
-        <w:t>-estilo de juego y puntos fuertes</w:t>
-      </w:r>
-    </w:p>
-    <w:p>
-      <w:pPr>
-        <w:rPr>
-          <w:rFonts w:ascii="Calibri Light" w:hAnsi="Calibri Light" w:cs="Calibri Light"/>
-        </w:rPr>
-      </w:pPr>
-      <w:r>
-        <w:rPr>
-          <w:rFonts w:ascii="Calibri Light" w:hAnsi="Calibri Light" w:cs="Calibri Light"/>
-        </w:rPr>
-        <w:t>Sus maleficios básicos causan efectos secundarios en los novicios durante un turno, impidiéndoles jugar libremente.</w:t>
+        <w:t>estilo de juego y puntos fuertes</w:t>
+      </w:r>
+    </w:p>
+    <w:p>
+      <w:pPr>
+        <w:rPr>
+          <w:rFonts w:ascii="Calibri Light" w:hAnsi="Calibri Light" w:cs="Calibri Light"/>
+        </w:rPr>
+      </w:pPr>
+      <w:r>
+        <w:rPr>
+          <w:rFonts w:ascii="Calibri Light" w:hAnsi="Calibri Light" w:cs="Calibri Light"/>
+        </w:rPr>
+        <w:t xml:space="preserve">Líder del mercado subterráneo, </w:t>
+      </w:r>
+      <w:r>
+        <w:rPr>
+          <w:rFonts w:ascii="Calibri Light" w:hAnsi="Calibri Light" w:cs="Calibri Light"/>
+        </w:rPr>
+        <w:t>Isek ha aprendido a fortalecer</w:t>
+      </w:r>
+      <w:r>
+        <w:rPr>
+          <w:rFonts w:ascii="Calibri Light" w:hAnsi="Calibri Light" w:cs="Calibri Light"/>
+        </w:rPr>
+        <w:t xml:space="preserve"> su cuerpo inyectándose una droga que el mismo desarrolló.</w:t>
+      </w:r>
+    </w:p>
+    <w:p>
+      <w:pPr>
+        <w:rPr>
+          <w:rFonts w:ascii="Calibri Light" w:hAnsi="Calibri Light" w:cs="Calibri Light"/>
+        </w:rPr>
+      </w:pPr>
+      <w:r>
+        <w:rPr>
+          <w:rFonts w:ascii="Calibri Light" w:hAnsi="Calibri Light" w:cs="Calibri Light"/>
+        </w:rPr>
+        <w:t xml:space="preserve">Sus maleficios causan efectos secundarios en los novicios </w:t>
+      </w:r>
+      <w:r>
+        <w:rPr>
+          <w:rFonts w:ascii="Calibri Light" w:hAnsi="Calibri Light" w:cs="Calibri Light"/>
+        </w:rPr>
+        <w:t>durante una ronda</w:t>
+      </w:r>
+      <w:r>
+        <w:rPr>
+          <w:rFonts w:ascii="Calibri Light" w:hAnsi="Calibri Light" w:cs="Calibri Light"/>
+        </w:rPr>
+        <w:t>, impidiéndoles jugar libremente.</w:t>
       </w:r>
     </w:p>
     <w:p>
@@ -6679,7 +6838,19 @@
               <w:rPr>
                 <w:rFonts w:ascii="Calibri Light" w:hAnsi="Calibri Light" w:cs="Calibri Light"/>
               </w:rPr>
-              <w:t>aranoia deshabita todos los efectos de los artefactos durante 1 turno.</w:t>
+              <w:t xml:space="preserve">aranoia deshabita todos los efectos de los artefactos durante 1 </w:t>
+            </w:r>
+            <w:r>
+              <w:rPr>
+                <w:rFonts w:ascii="Calibri Light" w:hAnsi="Calibri Light" w:cs="Calibri Light"/>
+              </w:rPr>
+              <w:t>ronda</w:t>
+            </w:r>
+            <w:r>
+              <w:rPr>
+                <w:rFonts w:ascii="Calibri Light" w:hAnsi="Calibri Light" w:cs="Calibri Light"/>
+              </w:rPr>
+              <w:t>.</w:t>
             </w:r>
           </w:p>
         </w:tc>
@@ -7008,7 +7179,31 @@
               <w:rPr>
                 <w:rFonts w:ascii="Calibri Light" w:hAnsi="Calibri Light" w:cs="Calibri Light"/>
               </w:rPr>
-              <w:t>intercambiar y recibir intercambios de otros jugadores durante 1 turno.</w:t>
+              <w:t xml:space="preserve">intercambiar </w:t>
+            </w:r>
+            <w:r>
+              <w:rPr>
+                <w:rFonts w:ascii="Calibri Light" w:hAnsi="Calibri Light" w:cs="Calibri Light"/>
+              </w:rPr>
+              <w:t>con</w:t>
+            </w:r>
+            <w:r>
+              <w:rPr>
+                <w:rFonts w:ascii="Calibri Light" w:hAnsi="Calibri Light" w:cs="Calibri Light"/>
+              </w:rPr>
+              <w:t xml:space="preserve"> otros jugadores durante 1 </w:t>
+            </w:r>
+            <w:r>
+              <w:rPr>
+                <w:rFonts w:ascii="Calibri Light" w:hAnsi="Calibri Light" w:cs="Calibri Light"/>
+              </w:rPr>
+              <w:t>ronda</w:t>
+            </w:r>
+            <w:r>
+              <w:rPr>
+                <w:rFonts w:ascii="Calibri Light" w:hAnsi="Calibri Light" w:cs="Calibri Light"/>
+              </w:rPr>
+              <w:t>. Ellos sí que podrán intercambiar contigo.</w:t>
             </w:r>
           </w:p>
         </w:tc>
@@ -7100,7 +7295,19 @@
               <w:rPr>
                 <w:rFonts w:ascii="Calibri Light" w:hAnsi="Calibri Light" w:cs="Calibri Light"/>
               </w:rPr>
-              <w:t>eguera impide atacar con hechizos durante 1 turno.</w:t>
+              <w:t xml:space="preserve">eguera impide atacar con hechizos durante 1 </w:t>
+            </w:r>
+            <w:r>
+              <w:rPr>
+                <w:rFonts w:ascii="Calibri Light" w:hAnsi="Calibri Light" w:cs="Calibri Light"/>
+              </w:rPr>
+              <w:t>ronda</w:t>
+            </w:r>
+            <w:r>
+              <w:rPr>
+                <w:rFonts w:ascii="Calibri Light" w:hAnsi="Calibri Light" w:cs="Calibri Light"/>
+              </w:rPr>
+              <w:t>.</w:t>
             </w:r>
           </w:p>
         </w:tc>
@@ -7138,6 +7345,13 @@
       <w:pPr>
         <w:rPr>
           <w:rFonts w:ascii="Calibri Light" w:hAnsi="Calibri Light" w:cs="Calibri Light"/>
+        </w:rPr>
+      </w:pPr>
+    </w:p>
+    <w:p>
+      <w:pPr>
+        <w:rPr>
+          <w:rFonts w:ascii="Calibri Light" w:hAnsi="Calibri Light" w:cs="Calibri Light"/>
           <w:sz w:val="44"/>
           <w:szCs w:val="44"/>
         </w:rPr>
@@ -7174,62 +7388,85 @@
           <w:b/>
           <w:bCs/>
         </w:rPr>
-        <w:t xml:space="preserve">-rengloncito de lore </w:t>
-      </w:r>
-    </w:p>
-    <w:p>
-      <w:pPr>
-        <w:rPr>
-          <w:rFonts w:ascii="Calibri Light" w:hAnsi="Calibri Light" w:cs="Calibri Light"/>
-        </w:rPr>
-      </w:pPr>
-      <w:r>
-        <w:rPr>
-          <w:rFonts w:ascii="Calibri Light" w:hAnsi="Calibri Light" w:cs="Calibri Light"/>
-        </w:rPr>
-        <w:t>Ella desconoce el significado de la palabra "pedir", ya que el mundo fue diseñado para satisfacerla a ella y su codicia.</w:t>
-      </w:r>
-    </w:p>
-    <w:p>
-      <w:pPr>
+        <w:t>-rengloncito de lore</w:t>
+      </w:r>
+      <w:r>
         <w:rPr>
           <w:rFonts w:ascii="Calibri Light" w:hAnsi="Calibri Light" w:cs="Calibri Light"/>
           <w:b/>
           <w:bCs/>
         </w:rPr>
-      </w:pPr>
+        <w:t xml:space="preserve">, </w:t>
+      </w:r>
       <w:r>
         <w:rPr>
           <w:rFonts w:ascii="Calibri Light" w:hAnsi="Calibri Light" w:cs="Calibri Light"/>
           <w:b/>
           <w:bCs/>
         </w:rPr>
-        <w:t>-estilo de juego y puntos fuertes</w:t>
-      </w:r>
-    </w:p>
-    <w:p>
-      <w:pPr>
-        <w:rPr>
-          <w:rFonts w:ascii="Calibri Light" w:hAnsi="Calibri Light" w:cs="Calibri Light"/>
-        </w:rPr>
-      </w:pPr>
-      <w:r>
-        <w:rPr>
-          <w:rFonts w:ascii="Calibri Light" w:hAnsi="Calibri Light" w:cs="Calibri Light"/>
-        </w:rPr>
-        <w:t xml:space="preserve">Bruja de apoyo que restringe el flujo de </w:t>
-      </w:r>
-      <w:r>
-        <w:rPr>
-          <w:rFonts w:ascii="Calibri Light" w:hAnsi="Calibri Light" w:cs="Calibri Light"/>
-        </w:rPr>
-        <w:t>doblones</w:t>
-      </w:r>
-      <w:r>
-        <w:rPr>
-          <w:rFonts w:ascii="Calibri Light" w:hAnsi="Calibri Light" w:cs="Calibri Light"/>
-        </w:rPr>
-        <w:t xml:space="preserve"> y castiga a los jugadores codiciosos que acaparan demasiadas cartas de hechizos.</w:t>
+        <w:t>estilo de juego y puntos fuertes</w:t>
+      </w:r>
+    </w:p>
+    <w:p>
+      <w:pPr>
+        <w:rPr>
+          <w:rFonts w:ascii="Calibri Light" w:hAnsi="Calibri Light" w:cs="Calibri Light"/>
+        </w:rPr>
+      </w:pPr>
+      <w:r>
+        <w:rPr>
+          <w:rFonts w:ascii="Calibri Light" w:hAnsi="Calibri Light" w:cs="Calibri Light"/>
+        </w:rPr>
+        <w:t xml:space="preserve">Fundadora del aquelarre, Alatria </w:t>
+      </w:r>
+      <w:r>
+        <w:rPr>
+          <w:rFonts w:ascii="Calibri Light" w:hAnsi="Calibri Light" w:cs="Calibri Light"/>
+        </w:rPr>
+        <w:t>desconoce el significado de la palabra "pedir"</w:t>
+      </w:r>
+      <w:r>
+        <w:rPr>
+          <w:rFonts w:ascii="Calibri Light" w:hAnsi="Calibri Light" w:cs="Calibri Light"/>
+        </w:rPr>
+        <w:t>. E</w:t>
+      </w:r>
+      <w:r>
+        <w:rPr>
+          <w:rFonts w:ascii="Calibri Light" w:hAnsi="Calibri Light" w:cs="Calibri Light"/>
+        </w:rPr>
+        <w:t>l mundo fue diseñado para satisfacerla a ella y su codicia.</w:t>
+      </w:r>
+    </w:p>
+    <w:p>
+      <w:pPr>
+        <w:rPr>
+          <w:rFonts w:ascii="Calibri Light" w:hAnsi="Calibri Light" w:cs="Calibri Light"/>
+        </w:rPr>
+      </w:pPr>
+      <w:r>
+        <w:rPr>
+          <w:rFonts w:ascii="Calibri Light" w:hAnsi="Calibri Light" w:cs="Calibri Light"/>
+        </w:rPr>
+        <w:t xml:space="preserve">Apoya a sus compañeras protegiéndolas con muros de súbditos y castigando a los jugadores avariciosos </w:t>
+      </w:r>
+      <w:r>
+        <w:rPr>
+          <w:rFonts w:ascii="Calibri Light" w:hAnsi="Calibri Light" w:cs="Calibri Light"/>
+        </w:rPr>
+        <w:t>que acaparan demasia</w:t>
+      </w:r>
+      <w:r>
+        <w:rPr>
+          <w:rFonts w:ascii="Calibri Light" w:hAnsi="Calibri Light" w:cs="Calibri Light"/>
+        </w:rPr>
+        <w:t>dos hechizos</w:t>
+      </w:r>
+      <w:r>
+        <w:rPr>
+          <w:rFonts w:ascii="Calibri Light" w:hAnsi="Calibri Light" w:cs="Calibri Light"/>
+        </w:rPr>
+        <w:t>.</w:t>
       </w:r>
     </w:p>
     <w:p>
@@ -7415,7 +7652,7 @@
               <w:rPr>
                 <w:rFonts w:ascii="Calibri Light" w:hAnsi="Calibri Light" w:cs="Calibri Light"/>
               </w:rPr>
-              <w:t>Guardia dorada</w:t>
+              <w:t>El oro vive</w:t>
             </w:r>
           </w:p>
         </w:tc>
@@ -7433,13 +7670,7 @@
               <w:rPr>
                 <w:rFonts w:ascii="Calibri Light" w:hAnsi="Calibri Light" w:cs="Calibri Light"/>
               </w:rPr>
-              <w:t>I</w:t>
-            </w:r>
-            <w:r>
-              <w:rPr>
-                <w:rFonts w:ascii="Calibri Light" w:hAnsi="Calibri Light" w:cs="Calibri Light"/>
-              </w:rPr>
-              <w:t>nvoca un anillo de 6 súbditos</w:t>
+              <w:t xml:space="preserve">Cobra hasta 2 doblones de cada jugador e invócalos como súbditos </w:t>
             </w:r>
             <w:r>
               <w:rPr>
@@ -7451,29 +7682,17 @@
               <w:rPr>
                 <w:rFonts w:ascii="Calibri Light" w:hAnsi="Calibri Light" w:cs="Calibri Light"/>
               </w:rPr>
-              <w:t xml:space="preserve">en las casillas adyacentes a la bruja </w:t>
-            </w:r>
-            <w:r>
-              <w:rPr>
-                <w:rFonts w:ascii="Calibri Light" w:hAnsi="Calibri Light" w:cs="Calibri Light"/>
-              </w:rPr>
-              <w:t>más herida</w:t>
-            </w:r>
-            <w:r>
-              <w:rPr>
-                <w:rFonts w:ascii="Calibri Light" w:hAnsi="Calibri Light" w:cs="Calibri Light"/>
-              </w:rPr>
-              <w:t xml:space="preserve"> y cúrale </w:t>
+              <w:t xml:space="preserve"> delante </w:t>
             </w:r>
             <w:r>
               <w:rPr>
                 <w:rFonts w:ascii="Segoe UI Emoji" w:hAnsi="Segoe UI Emoji" w:cs="Segoe UI Emoji"/>
               </w:rPr>
-              <w:t>🩸</w:t>
-            </w:r>
-            <w:r>
-              <w:rPr>
-                <w:rFonts w:ascii="Calibri Light" w:hAnsi="Calibri Light" w:cs="Calibri Light"/>
+              <w:t>⬆️</w:t>
+            </w:r>
+            <w:r>
+              <w:rPr>
+                <w:rFonts w:ascii="Segoe UI Emoji" w:hAnsi="Segoe UI Emoji" w:cs="Segoe UI Emoji"/>
               </w:rPr>
               <w:t xml:space="preserve"> </w:t>
             </w:r>
@@ -7481,7 +7700,25 @@
               <w:rPr>
                 <w:rFonts w:ascii="Calibri Light" w:hAnsi="Calibri Light" w:cs="Calibri Light"/>
               </w:rPr>
-              <w:t>5 puntos de vida.</w:t>
+              <w:t xml:space="preserve">de cada uno. Los jugadores que no puedan pagar los dos doblones reciben 1 </w:t>
+            </w:r>
+            <w:r>
+              <w:rPr>
+                <w:rFonts w:ascii="Segoe UI Emoji" w:hAnsi="Segoe UI Emoji" w:cs="Segoe UI Emoji"/>
+              </w:rPr>
+              <w:t>❤️</w:t>
+            </w:r>
+            <w:r>
+              <w:rPr>
+                <w:rFonts w:ascii="Segoe UI Emoji" w:hAnsi="Segoe UI Emoji" w:cs="Segoe UI Emoji"/>
+              </w:rPr>
+              <w:t xml:space="preserve"> </w:t>
+            </w:r>
+            <w:r>
+              <w:rPr>
+                <w:rFonts w:ascii="Calibri Light" w:hAnsi="Calibri Light" w:cs="Calibri Light"/>
+              </w:rPr>
+              <w:t>de daño.</w:t>
             </w:r>
           </w:p>
         </w:tc>
@@ -7580,7 +7817,19 @@
               <w:rPr>
                 <w:rFonts w:ascii="Calibri Light" w:hAnsi="Calibri Light" w:cs="Calibri Light"/>
               </w:rPr>
-              <w:t>o a todos los jugadores que tengan 5 cartas de hechizo o más.</w:t>
+              <w:t xml:space="preserve">o a todos los jugadores que tengan </w:t>
+            </w:r>
+            <w:r>
+              <w:rPr>
+                <w:rFonts w:ascii="Calibri Light" w:hAnsi="Calibri Light" w:cs="Calibri Light"/>
+              </w:rPr>
+              <w:t>4</w:t>
+            </w:r>
+            <w:r>
+              <w:rPr>
+                <w:rFonts w:ascii="Calibri Light" w:hAnsi="Calibri Light" w:cs="Calibri Light"/>
+              </w:rPr>
+              <w:t xml:space="preserve"> cartas de hechizo o más.</w:t>
             </w:r>
           </w:p>
         </w:tc>
@@ -7600,7 +7849,7 @@
               <w:rPr>
                 <w:rFonts w:ascii="Calibri Light" w:hAnsi="Calibri Light" w:cs="Calibri Light"/>
               </w:rPr>
-              <w:t>Vergel de espinas</w:t>
+              <w:t>Guardia dorada</w:t>
             </w:r>
           </w:p>
         </w:tc>
@@ -7618,25 +7867,7 @@
               <w:rPr>
                 <w:rFonts w:ascii="Calibri Light" w:hAnsi="Calibri Light" w:cs="Calibri Light"/>
               </w:rPr>
-              <w:t>R</w:t>
-            </w:r>
-            <w:r>
-              <w:rPr>
-                <w:rFonts w:ascii="Calibri Light" w:hAnsi="Calibri Light" w:cs="Calibri Light"/>
-              </w:rPr>
-              <w:t>oba un doblón de cada jugador e invócal</w:t>
-            </w:r>
-            <w:r>
-              <w:rPr>
-                <w:rFonts w:ascii="Calibri Light" w:hAnsi="Calibri Light" w:cs="Calibri Light"/>
-              </w:rPr>
-              <w:t>o</w:t>
-            </w:r>
-            <w:r>
-              <w:rPr>
-                <w:rFonts w:ascii="Calibri Light" w:hAnsi="Calibri Light" w:cs="Calibri Light"/>
-              </w:rPr>
-              <w:t xml:space="preserve"> como un súbdito </w:t>
+              <w:t xml:space="preserve">Invoca un arco de tres súbditos </w:t>
             </w:r>
             <w:r>
               <w:rPr>
@@ -7648,86 +7879,39 @@
               <w:rPr>
                 <w:rFonts w:ascii="Calibri Light" w:hAnsi="Calibri Light" w:cs="Calibri Light"/>
               </w:rPr>
-              <w:t xml:space="preserve">      en una casilla adyacente</w:t>
-            </w:r>
-            <w:r>
-              <w:rPr>
-                <w:rFonts w:ascii="Calibri Light" w:hAnsi="Calibri Light" w:cs="Calibri Light"/>
-              </w:rPr>
-              <w:t xml:space="preserve"> a él</w:t>
-            </w:r>
-            <w:r>
-              <w:rPr>
-                <w:rFonts w:ascii="Calibri Light" w:hAnsi="Calibri Light" w:cs="Calibri Light"/>
-              </w:rPr>
-              <w:t>.</w:t>
-            </w:r>
-          </w:p>
-          <w:p>
-            <w:pPr>
-              <w:rPr>
-                <w:rFonts w:ascii="Calibri Light" w:hAnsi="Calibri Light" w:cs="Calibri Light"/>
-              </w:rPr>
-            </w:pPr>
-            <w:r>
-              <w:rPr>
-                <w:rFonts w:ascii="Calibri Light" w:hAnsi="Calibri Light" w:cs="Calibri Light"/>
-              </w:rPr>
-              <w:t>Cuando el doblón-súbdito muere, añádelo al inventario del jugador que lo derrotó.</w:t>
-            </w:r>
-            <w:r>
-              <w:rPr>
-                <w:rFonts w:ascii="Calibri Light" w:hAnsi="Calibri Light" w:cs="Calibri Light"/>
-              </w:rPr>
-              <w:cr/>
-            </w:r>
-            <w:r>
-              <w:rPr>
-                <w:rFonts w:ascii="Calibri Light" w:hAnsi="Calibri Light" w:cs="Calibri Light"/>
-              </w:rPr>
-              <w:t>C</w:t>
-            </w:r>
-            <w:r>
-              <w:rPr>
-                <w:rFonts w:ascii="Calibri Light" w:hAnsi="Calibri Light" w:cs="Calibri Light"/>
-              </w:rPr>
-              <w:t xml:space="preserve">ausa 1 </w:t>
+              <w:t xml:space="preserve"> hacia delante </w:t>
             </w:r>
             <w:r>
               <w:rPr>
                 <w:rFonts w:ascii="Segoe UI Emoji" w:hAnsi="Segoe UI Emoji" w:cs="Segoe UI Emoji"/>
               </w:rPr>
-              <w:t>❤️</w:t>
-            </w:r>
-            <w:r>
-              <w:rPr>
-                <w:rFonts w:ascii="Calibri Light" w:hAnsi="Calibri Light" w:cs="Calibri Light"/>
-              </w:rPr>
-              <w:t xml:space="preserve"> de da</w:t>
-            </w:r>
-            <w:r>
-              <w:rPr>
-                <w:rFonts w:ascii="Calibri Light" w:hAnsi="Calibri Light" w:cs="Calibri Light"/>
-              </w:rPr>
-              <w:t>ñ</w:t>
-            </w:r>
-            <w:r>
-              <w:rPr>
-                <w:rFonts w:ascii="Calibri Light" w:hAnsi="Calibri Light" w:cs="Calibri Light"/>
-              </w:rPr>
-              <w:t xml:space="preserve">o a los jugadores que no tengan </w:t>
-            </w:r>
-            <w:r>
-              <w:rPr>
-                <w:rFonts w:ascii="Calibri Light" w:hAnsi="Calibri Light" w:cs="Calibri Light"/>
-              </w:rPr>
-              <w:t>doblones</w:t>
-            </w:r>
-            <w:r>
-              <w:rPr>
-                <w:rFonts w:ascii="Calibri Light" w:hAnsi="Calibri Light" w:cs="Calibri Light"/>
-              </w:rPr>
-              <w:t>.</w:t>
+              <w:t>⬆️</w:t>
+            </w:r>
+            <w:r>
+              <w:rPr>
+                <w:rFonts w:ascii="Calibri Light" w:hAnsi="Calibri Light" w:cs="Calibri Light"/>
+              </w:rPr>
+              <w:t xml:space="preserve"> en casillas adyacentes a la bruja más herida y cúrale </w:t>
+            </w:r>
+            <w:proofErr w:type="gramStart"/>
+            <w:r>
+              <w:rPr>
+                <w:rFonts w:ascii="Segoe UI Emoji" w:hAnsi="Segoe UI Emoji" w:cs="Segoe UI Emoji"/>
+              </w:rPr>
+              <w:t>🩸</w:t>
+            </w:r>
+            <w:r>
+              <w:rPr>
+                <w:rFonts w:ascii="Calibri Light" w:hAnsi="Calibri Light" w:cs="Calibri Light"/>
+              </w:rPr>
+              <w:t xml:space="preserve">  3</w:t>
+            </w:r>
+            <w:proofErr w:type="gramEnd"/>
+            <w:r>
+              <w:rPr>
+                <w:rFonts w:ascii="Calibri Light" w:hAnsi="Calibri Light" w:cs="Calibri Light"/>
+              </w:rPr>
+              <w:t xml:space="preserve"> puntos de vida.</w:t>
             </w:r>
           </w:p>
         </w:tc>
@@ -7793,6 +7977,20 @@
       <w:pPr>
         <w:rPr>
           <w:rFonts w:ascii="Calibri Light" w:hAnsi="Calibri Light" w:cs="Calibri Light"/>
+        </w:rPr>
+      </w:pPr>
+    </w:p>
+    <w:p>
+      <w:pPr>
+        <w:rPr>
+          <w:rFonts w:ascii="Calibri Light" w:hAnsi="Calibri Light" w:cs="Calibri Light"/>
+        </w:rPr>
+      </w:pPr>
+    </w:p>
+    <w:p>
+      <w:pPr>
+        <w:rPr>
+          <w:rFonts w:ascii="Calibri Light" w:hAnsi="Calibri Light" w:cs="Calibri Light"/>
           <w:sz w:val="44"/>
           <w:szCs w:val="44"/>
         </w:rPr>
@@ -7816,63 +8014,143 @@
       </w:r>
     </w:p>
     <w:p>
-      <w:pPr>
+      <w:r>
         <w:rPr>
           <w:rFonts w:ascii="Calibri Light" w:hAnsi="Calibri Light" w:cs="Calibri Light"/>
           <w:b/>
           <w:bCs/>
         </w:rPr>
-      </w:pPr>
+        <w:t>-rengloncito de lore</w:t>
+      </w:r>
       <w:r>
         <w:rPr>
           <w:rFonts w:ascii="Calibri Light" w:hAnsi="Calibri Light" w:cs="Calibri Light"/>
           <w:b/>
           <w:bCs/>
         </w:rPr>
-        <w:t xml:space="preserve">-rengloncito de lore </w:t>
-      </w:r>
-    </w:p>
-    <w:p>
-      <w:pPr>
-        <w:rPr>
-          <w:rFonts w:ascii="Calibri Light" w:hAnsi="Calibri Light" w:cs="Calibri Light"/>
-        </w:rPr>
-      </w:pPr>
-      <w:r>
-        <w:rPr>
-          <w:rFonts w:ascii="Calibri Light" w:hAnsi="Calibri Light" w:cs="Calibri Light"/>
-        </w:rPr>
-        <w:t>Tras perder la vista a una temprana edad, ha aprendido a interactuar con su entorno a través de las vibraciones que rodean el mundo.</w:t>
-      </w:r>
-    </w:p>
-    <w:p>
-      <w:pPr>
+        <w:t>,</w:t>
+      </w:r>
+      <w:r>
         <w:rPr>
           <w:rFonts w:ascii="Calibri Light" w:hAnsi="Calibri Light" w:cs="Calibri Light"/>
           <w:b/>
           <w:bCs/>
         </w:rPr>
-      </w:pPr>
+        <w:t xml:space="preserve"> </w:t>
+      </w:r>
       <w:r>
         <w:rPr>
           <w:rFonts w:ascii="Calibri Light" w:hAnsi="Calibri Light" w:cs="Calibri Light"/>
           <w:b/>
           <w:bCs/>
         </w:rPr>
-        <w:t>-estilo de juego y puntos fuertes</w:t>
-      </w:r>
-    </w:p>
-    <w:p>
-      <w:pPr>
-        <w:rPr>
-          <w:rFonts w:ascii="Calibri Light" w:hAnsi="Calibri Light" w:cs="Calibri Light"/>
-        </w:rPr>
-      </w:pPr>
-      <w:r>
-        <w:rPr>
-          <w:rFonts w:ascii="Calibri Light" w:hAnsi="Calibri Light" w:cs="Calibri Light"/>
-        </w:rPr>
-        <w:t>Eurydice es una bruja que atacará en área, centrándose en bajar la vida de los jugadores consistentemente. Sus cartas tienen ECO, un efecto extra de los maleficios que se activa si Eurydice vuelve a atacar este turno o tiene su pasiva activada</w:t>
+        <w:t>estilo de juego y puntos fuertes</w:t>
+      </w:r>
+    </w:p>
+    <w:p>
+      <w:pPr>
+        <w:rPr>
+          <w:rFonts w:ascii="Calibri Light" w:hAnsi="Calibri Light" w:cs="Calibri Light"/>
+        </w:rPr>
+      </w:pPr>
+      <w:r>
+        <w:rPr>
+          <w:rFonts w:ascii="Calibri Light" w:hAnsi="Calibri Light" w:cs="Calibri Light"/>
+        </w:rPr>
+        <w:t xml:space="preserve">Tras perder la vista a una temprana edad, </w:t>
+      </w:r>
+      <w:r>
+        <w:rPr>
+          <w:rFonts w:ascii="Calibri Light" w:hAnsi="Calibri Light" w:cs="Calibri Light"/>
+        </w:rPr>
+        <w:t xml:space="preserve">Eurydice </w:t>
+      </w:r>
+      <w:r>
+        <w:rPr>
+          <w:rFonts w:ascii="Calibri Light" w:hAnsi="Calibri Light" w:cs="Calibri Light"/>
+        </w:rPr>
+        <w:t xml:space="preserve">ha aprendido a </w:t>
+      </w:r>
+      <w:r>
+        <w:rPr>
+          <w:rFonts w:ascii="Calibri Light" w:hAnsi="Calibri Light" w:cs="Calibri Light"/>
+        </w:rPr>
+        <w:t>leer</w:t>
+      </w:r>
+      <w:r>
+        <w:rPr>
+          <w:rFonts w:ascii="Calibri Light" w:hAnsi="Calibri Light" w:cs="Calibri Light"/>
+        </w:rPr>
+        <w:t xml:space="preserve"> su entorno a través de las vibraciones que rodean el mundo.</w:t>
+      </w:r>
+    </w:p>
+    <w:p>
+      <w:pPr>
+        <w:rPr>
+          <w:rFonts w:ascii="Calibri Light" w:hAnsi="Calibri Light" w:cs="Calibri Light"/>
+        </w:rPr>
+      </w:pPr>
+      <w:r>
+        <w:rPr>
+          <w:rFonts w:ascii="Calibri Light" w:hAnsi="Calibri Light" w:cs="Calibri Light"/>
+        </w:rPr>
+        <w:t xml:space="preserve">Se especializa en abarcar gran parte del tablero con ataques en área. </w:t>
+      </w:r>
+      <w:r>
+        <w:rPr>
+          <w:rFonts w:ascii="Calibri Light" w:hAnsi="Calibri Light" w:cs="Calibri Light"/>
+        </w:rPr>
+        <w:t xml:space="preserve">Sus </w:t>
+      </w:r>
+      <w:r>
+        <w:rPr>
+          <w:rFonts w:ascii="Calibri Light" w:hAnsi="Calibri Light" w:cs="Calibri Light"/>
+        </w:rPr>
+        <w:t>maleficios</w:t>
+      </w:r>
+      <w:r>
+        <w:rPr>
+          <w:rFonts w:ascii="Calibri Light" w:hAnsi="Calibri Light" w:cs="Calibri Light"/>
+        </w:rPr>
+        <w:t xml:space="preserve"> tienen </w:t>
+      </w:r>
+      <w:r>
+        <w:rPr>
+          <w:rFonts w:ascii="Calibri Light" w:hAnsi="Calibri Light" w:cs="Calibri Light"/>
+          <w:b/>
+          <w:bCs/>
+        </w:rPr>
+        <w:t>eco</w:t>
+      </w:r>
+      <w:r>
+        <w:rPr>
+          <w:rFonts w:ascii="Calibri Light" w:hAnsi="Calibri Light" w:cs="Calibri Light"/>
+        </w:rPr>
+        <w:t xml:space="preserve">, un efecto </w:t>
+      </w:r>
+      <w:r>
+        <w:rPr>
+          <w:rFonts w:ascii="Calibri Light" w:hAnsi="Calibri Light" w:cs="Calibri Light"/>
+        </w:rPr>
+        <w:t xml:space="preserve">adicional </w:t>
+      </w:r>
+      <w:r>
+        <w:rPr>
+          <w:rFonts w:ascii="Calibri Light" w:hAnsi="Calibri Light" w:cs="Calibri Light"/>
+        </w:rPr>
+        <w:t xml:space="preserve">que </w:t>
+      </w:r>
+      <w:r>
+        <w:rPr>
+          <w:rFonts w:ascii="Calibri Light" w:hAnsi="Calibri Light" w:cs="Calibri Light"/>
+        </w:rPr>
+        <w:t xml:space="preserve">se activará si </w:t>
+      </w:r>
+      <w:r>
+        <w:rPr>
+          <w:rFonts w:ascii="Calibri Light" w:hAnsi="Calibri Light" w:cs="Calibri Light"/>
+        </w:rPr>
+        <w:t>en esta ronda queda algún otro maleficio de Eurydice sin leer.</w:t>
       </w:r>
     </w:p>
     <w:p>
@@ -8091,7 +8369,7 @@
               <w:rPr>
                 <w:rFonts w:ascii="Calibri Light" w:hAnsi="Calibri Light" w:cs="Calibri Light"/>
               </w:rPr>
-              <w:t xml:space="preserve"> distinta de tu elección con al menos un jugador</w:t>
+              <w:t xml:space="preserve"> distinta con al menos un jugador</w:t>
             </w:r>
           </w:p>
         </w:tc>
@@ -8371,50 +8649,75 @@
           <w:b/>
           <w:bCs/>
         </w:rPr>
-        <w:t xml:space="preserve">-rengloncito de lore </w:t>
-      </w:r>
-    </w:p>
-    <w:p>
-      <w:pPr>
-        <w:rPr>
-          <w:rFonts w:ascii="Calibri Light" w:hAnsi="Calibri Light" w:cs="Calibri Light"/>
-        </w:rPr>
-      </w:pPr>
-      <w:r>
-        <w:rPr>
-          <w:rFonts w:ascii="Calibri Light" w:hAnsi="Calibri Light" w:cs="Calibri Light"/>
-        </w:rPr>
-        <w:t xml:space="preserve">Víctima de una maldición prohibida, tiene la habilidad de persuadir almas ajenas atando su corazón con cuerdas de magia negra. </w:t>
-      </w:r>
-    </w:p>
-    <w:p>
-      <w:pPr>
+        <w:t>-rengloncito de lore</w:t>
+      </w:r>
+      <w:r>
         <w:rPr>
           <w:rFonts w:ascii="Calibri Light" w:hAnsi="Calibri Light" w:cs="Calibri Light"/>
           <w:b/>
           <w:bCs/>
         </w:rPr>
-      </w:pPr>
+        <w:t xml:space="preserve">, </w:t>
+      </w:r>
       <w:r>
         <w:rPr>
           <w:rFonts w:ascii="Calibri Light" w:hAnsi="Calibri Light" w:cs="Calibri Light"/>
           <w:b/>
           <w:bCs/>
         </w:rPr>
-        <w:t>-estilo de juego y puntos fuertes</w:t>
-      </w:r>
-    </w:p>
-    <w:p>
-      <w:pPr>
-        <w:rPr>
-          <w:rFonts w:ascii="Calibri Light" w:hAnsi="Calibri Light" w:cs="Calibri Light"/>
-        </w:rPr>
-      </w:pPr>
-      <w:r>
-        <w:rPr>
-          <w:rFonts w:ascii="Calibri Light" w:hAnsi="Calibri Light" w:cs="Calibri Light"/>
-        </w:rPr>
-        <w:t xml:space="preserve">Dreadne potencia el estilo de juego de las demás brujas de la partida, </w:t>
+        <w:t>estilo de juego y puntos fuertes</w:t>
+      </w:r>
+    </w:p>
+    <w:p>
+      <w:pPr>
+        <w:rPr>
+          <w:rFonts w:ascii="Calibri Light" w:hAnsi="Calibri Light" w:cs="Calibri Light"/>
+        </w:rPr>
+      </w:pPr>
+      <w:r>
+        <w:rPr>
+          <w:rFonts w:ascii="Calibri Light" w:hAnsi="Calibri Light" w:cs="Calibri Light"/>
+        </w:rPr>
+        <w:t xml:space="preserve">Víctima de una maldición prohibida, </w:t>
+      </w:r>
+      <w:proofErr w:type="spellStart"/>
+      <w:r>
+        <w:rPr>
+          <w:rFonts w:ascii="Calibri Light" w:hAnsi="Calibri Light" w:cs="Calibri Light"/>
+        </w:rPr>
+        <w:t>Dreadne</w:t>
+      </w:r>
+      <w:proofErr w:type="spellEnd"/>
+      <w:r>
+        <w:rPr>
+          <w:rFonts w:ascii="Calibri Light" w:hAnsi="Calibri Light" w:cs="Calibri Light"/>
+        </w:rPr>
+        <w:t xml:space="preserve"> </w:t>
+      </w:r>
+      <w:r>
+        <w:rPr>
+          <w:rFonts w:ascii="Calibri Light" w:hAnsi="Calibri Light" w:cs="Calibri Light"/>
+        </w:rPr>
+        <w:t xml:space="preserve">tiene la habilidad de persuadir almas ajenas atando su corazón con cuerdas de magia negra. </w:t>
+      </w:r>
+    </w:p>
+    <w:p>
+      <w:pPr>
+        <w:rPr>
+          <w:rFonts w:ascii="Calibri Light" w:hAnsi="Calibri Light" w:cs="Calibri Light"/>
+        </w:rPr>
+      </w:pPr>
+      <w:r>
+        <w:rPr>
+          <w:rFonts w:ascii="Calibri Light" w:hAnsi="Calibri Light" w:cs="Calibri Light"/>
+        </w:rPr>
+        <w:t>P</w:t>
+      </w:r>
+      <w:r>
+        <w:rPr>
+          <w:rFonts w:ascii="Calibri Light" w:hAnsi="Calibri Light" w:cs="Calibri Light"/>
+        </w:rPr>
+        <w:t xml:space="preserve">otencia el estilo de juego de las demás brujas de la partida, </w:t>
       </w:r>
       <w:r>
         <w:rPr>
@@ -8426,7 +8729,19 @@
         <w:rPr>
           <w:rFonts w:ascii="Calibri Light" w:hAnsi="Calibri Light" w:cs="Calibri Light"/>
         </w:rPr>
-        <w:t xml:space="preserve"> maleficios y apoyando con daño teledirigido. </w:t>
+        <w:t xml:space="preserve"> maleficios y apoyando con daño </w:t>
+      </w:r>
+      <w:r>
+        <w:rPr>
+          <w:rFonts w:ascii="Calibri Light" w:hAnsi="Calibri Light" w:cs="Calibri Light"/>
+        </w:rPr>
+        <w:t>directo</w:t>
+      </w:r>
+      <w:r>
+        <w:rPr>
+          <w:rFonts w:ascii="Calibri Light" w:hAnsi="Calibri Light" w:cs="Calibri Light"/>
+        </w:rPr>
+        <w:t xml:space="preserve">. </w:t>
       </w:r>
     </w:p>
     <w:p>
@@ -8632,12 +8947,24 @@
               <w:rPr>
                 <w:rFonts w:ascii="Calibri Light" w:hAnsi="Calibri Light" w:cs="Calibri Light"/>
               </w:rPr>
-              <w:t xml:space="preserve"> de vida. Deshabilita todas las </w:t>
+              <w:t xml:space="preserve"> de vida. </w:t>
             </w:r>
             <w:r>
               <w:rPr>
                 <w:rFonts w:ascii="Calibri Light" w:hAnsi="Calibri Light" w:cs="Calibri Light"/>
                 <w:u w:val="single"/>
+              </w:rPr>
+              <w:t>Deshabilita</w:t>
+            </w:r>
+            <w:r>
+              <w:rPr>
+                <w:rFonts w:ascii="Calibri Light" w:hAnsi="Calibri Light" w:cs="Calibri Light"/>
+              </w:rPr>
+              <w:t xml:space="preserve"> todas las </w:t>
+            </w:r>
+            <w:r>
+              <w:rPr>
+                <w:rFonts w:ascii="Calibri Light" w:hAnsi="Calibri Light" w:cs="Calibri Light"/>
               </w:rPr>
               <w:t>cartas de maleficio</w:t>
             </w:r>
@@ -8862,57 +9189,67 @@
           <w:b/>
           <w:bCs/>
         </w:rPr>
-        <w:t xml:space="preserve">-rengloncito de lore </w:t>
-      </w:r>
-    </w:p>
-    <w:p>
-      <w:pPr>
-        <w:rPr>
-          <w:rFonts w:ascii="Calibri Light" w:hAnsi="Calibri Light" w:cs="Calibri Light"/>
-        </w:rPr>
-      </w:pPr>
-      <w:r>
-        <w:rPr>
-          <w:rFonts w:ascii="Calibri Light" w:hAnsi="Calibri Light" w:cs="Calibri Light"/>
-        </w:rPr>
-        <w:t>Tras morir por primera vez</w:t>
-      </w:r>
-      <w:r>
-        <w:rPr>
-          <w:rFonts w:ascii="Calibri Light" w:hAnsi="Calibri Light" w:cs="Calibri Light"/>
-        </w:rPr>
-        <w:t xml:space="preserve">, </w:t>
-      </w:r>
-      <w:r>
-        <w:rPr>
-          <w:rFonts w:ascii="Calibri Light" w:hAnsi="Calibri Light" w:cs="Calibri Light"/>
-        </w:rPr>
-        <w:t xml:space="preserve">hace tanto que su memoria lo ha olvidado, se resucitó a sí misma, obteniendo un cuerpo inmortal. </w:t>
-      </w:r>
-    </w:p>
-    <w:p>
-      <w:pPr>
+        <w:t xml:space="preserve">-rengloncito de </w:t>
+      </w:r>
+      <w:proofErr w:type="gramStart"/>
+      <w:r>
         <w:rPr>
           <w:rFonts w:ascii="Calibri Light" w:hAnsi="Calibri Light" w:cs="Calibri Light"/>
           <w:b/>
           <w:bCs/>
         </w:rPr>
-      </w:pPr>
+        <w:t xml:space="preserve">lore </w:t>
+      </w:r>
       <w:r>
         <w:rPr>
           <w:rFonts w:ascii="Calibri Light" w:hAnsi="Calibri Light" w:cs="Calibri Light"/>
           <w:b/>
           <w:bCs/>
         </w:rPr>
-        <w:t>-estilo de juego y puntos fuertes</w:t>
-      </w:r>
-    </w:p>
-    <w:p>
-      <w:pPr>
-        <w:rPr>
-          <w:rFonts w:ascii="Calibri Light" w:hAnsi="Calibri Light" w:cs="Calibri Light"/>
-        </w:rPr>
-      </w:pPr>
+        <w:t>,</w:t>
+      </w:r>
+      <w:proofErr w:type="gramEnd"/>
+      <w:r>
+        <w:rPr>
+          <w:rFonts w:ascii="Calibri Light" w:hAnsi="Calibri Light" w:cs="Calibri Light"/>
+          <w:b/>
+          <w:bCs/>
+        </w:rPr>
+        <w:t xml:space="preserve"> </w:t>
+      </w:r>
+      <w:r>
+        <w:rPr>
+          <w:rFonts w:ascii="Calibri Light" w:hAnsi="Calibri Light" w:cs="Calibri Light"/>
+          <w:b/>
+          <w:bCs/>
+        </w:rPr>
+        <w:t>estilo de juego y puntos fuertes</w:t>
+      </w:r>
+    </w:p>
+    <w:p>
+      <w:pPr>
+        <w:rPr>
+          <w:rFonts w:ascii="Calibri Light" w:hAnsi="Calibri Light" w:cs="Calibri Light"/>
+        </w:rPr>
+      </w:pPr>
+      <w:r>
+        <w:rPr>
+          <w:rFonts w:ascii="Calibri Light" w:hAnsi="Calibri Light" w:cs="Calibri Light"/>
+        </w:rPr>
+        <w:t>Tras morir por primera vez</w:t>
+      </w:r>
+      <w:r>
+        <w:rPr>
+          <w:rFonts w:ascii="Calibri Light" w:hAnsi="Calibri Light" w:cs="Calibri Light"/>
+        </w:rPr>
+        <w:t xml:space="preserve">, </w:t>
+      </w:r>
+      <w:r>
+        <w:rPr>
+          <w:rFonts w:ascii="Calibri Light" w:hAnsi="Calibri Light" w:cs="Calibri Light"/>
+        </w:rPr>
+        <w:t xml:space="preserve">hace tanto que su memoria lo ha olvidado, </w:t>
+      </w:r>
       <w:proofErr w:type="spellStart"/>
       <w:r>
         <w:rPr>
@@ -8925,7 +9262,80 @@
         <w:rPr>
           <w:rFonts w:ascii="Calibri Light" w:hAnsi="Calibri Light" w:cs="Calibri Light"/>
         </w:rPr>
-        <w:t xml:space="preserve"> hará lo posible por llenar el tablero de súbditos, utilizándolos para potenciar sus ataques.</w:t>
+        <w:t xml:space="preserve"> </w:t>
+      </w:r>
+      <w:r>
+        <w:rPr>
+          <w:rFonts w:ascii="Calibri Light" w:hAnsi="Calibri Light" w:cs="Calibri Light"/>
+        </w:rPr>
+        <w:t xml:space="preserve">se resucitó a sí misma, </w:t>
+      </w:r>
+      <w:r>
+        <w:rPr>
+          <w:rFonts w:ascii="Calibri Light" w:hAnsi="Calibri Light" w:cs="Calibri Light"/>
+        </w:rPr>
+        <w:t>alcanzando</w:t>
+      </w:r>
+      <w:r>
+        <w:rPr>
+          <w:rFonts w:ascii="Calibri Light" w:hAnsi="Calibri Light" w:cs="Calibri Light"/>
+        </w:rPr>
+        <w:t xml:space="preserve"> </w:t>
+      </w:r>
+      <w:r>
+        <w:rPr>
+          <w:rFonts w:ascii="Calibri Light" w:hAnsi="Calibri Light" w:cs="Calibri Light"/>
+        </w:rPr>
+        <w:t>la vida eterna</w:t>
+      </w:r>
+      <w:r>
+        <w:rPr>
+          <w:rFonts w:ascii="Calibri Light" w:hAnsi="Calibri Light" w:cs="Calibri Light"/>
+        </w:rPr>
+        <w:t xml:space="preserve">. </w:t>
+      </w:r>
+    </w:p>
+    <w:p>
+      <w:pPr>
+        <w:rPr>
+          <w:rFonts w:ascii="Calibri Light" w:hAnsi="Calibri Light" w:cs="Calibri Light"/>
+        </w:rPr>
+      </w:pPr>
+      <w:r>
+        <w:rPr>
+          <w:rFonts w:ascii="Calibri Light" w:hAnsi="Calibri Light" w:cs="Calibri Light"/>
+        </w:rPr>
+        <w:t>Esta perra mala</w:t>
+      </w:r>
+      <w:r>
+        <w:rPr>
+          <w:rFonts w:ascii="Calibri Light" w:hAnsi="Calibri Light" w:cs="Calibri Light"/>
+        </w:rPr>
+        <w:t xml:space="preserve"> hará lo posible por llenar el tablero de súbditos, utilizándolos para potenciar sus </w:t>
+      </w:r>
+      <w:r>
+        <w:rPr>
+          <w:rFonts w:ascii="Calibri Light" w:hAnsi="Calibri Light" w:cs="Calibri Light"/>
+        </w:rPr>
+        <w:t xml:space="preserve">propios </w:t>
+      </w:r>
+      <w:r>
+        <w:rPr>
+          <w:rFonts w:ascii="Calibri Light" w:hAnsi="Calibri Light" w:cs="Calibri Light"/>
+        </w:rPr>
+        <w:t>ataques</w:t>
+      </w:r>
+      <w:r>
+        <w:rPr>
+          <w:rFonts w:ascii="Calibri Light" w:hAnsi="Calibri Light" w:cs="Calibri Light"/>
+        </w:rPr>
+        <w:t xml:space="preserve"> y limitar el movimiento de los novicios</w:t>
+      </w:r>
+      <w:r>
+        <w:rPr>
+          <w:rFonts w:ascii="Calibri Light" w:hAnsi="Calibri Light" w:cs="Calibri Light"/>
+        </w:rPr>
+        <w:t>.</w:t>
       </w:r>
     </w:p>
     <w:p>
@@ -8997,20 +9407,19 @@
               <w:rPr>
                 <w:rFonts w:ascii="Calibri Light" w:hAnsi="Calibri Light" w:cs="Calibri Light"/>
               </w:rPr>
-              <w:t>Los jugadores no pueden realizar la misma acción dos veces en el mismo turno.</w:t>
-            </w:r>
-          </w:p>
-          <w:p>
-            <w:pPr>
-              <w:rPr>
-                <w:rFonts w:ascii="Calibri Light" w:hAnsi="Calibri Light" w:cs="Calibri Light"/>
-              </w:rPr>
-            </w:pPr>
-            <w:r>
-              <w:rPr>
-                <w:rFonts w:ascii="Calibri Light" w:hAnsi="Calibri Light" w:cs="Calibri Light"/>
-              </w:rPr>
-              <w:t>Los artefactos no se ven afectados por este efecto.</w:t>
+              <w:t xml:space="preserve">Los súbditos </w:t>
+            </w:r>
+            <w:r>
+              <w:rPr>
+                <w:rFonts w:ascii="Segoe UI Emoji" w:hAnsi="Segoe UI Emoji" w:cs="Segoe UI Emoji"/>
+              </w:rPr>
+              <w:t>👾</w:t>
+            </w:r>
+            <w:r>
+              <w:rPr>
+                <w:rFonts w:ascii="Calibri Light" w:hAnsi="Calibri Light" w:cs="Calibri Light"/>
+              </w:rPr>
+              <w:t xml:space="preserve"> de todo el tablero son invulnerables a hechizos y colisiones que causen 1 solo punto de daño.</w:t>
             </w:r>
           </w:p>
         </w:tc>
@@ -9243,7 +9652,53 @@
               <w:rPr>
                 <w:rFonts w:ascii="Calibri Light" w:hAnsi="Calibri Light" w:cs="Calibri Light"/>
               </w:rPr>
-              <w:t xml:space="preserve">. Si cualquiera de ellas está ocupada, se cura </w:t>
+              <w:t>. Si cualquiera de ellas</w:t>
+            </w:r>
+            <w:r>
+              <w:rPr>
+                <w:rFonts w:ascii="Calibri Light" w:hAnsi="Calibri Light" w:cs="Calibri Light"/>
+              </w:rPr>
+              <w:t xml:space="preserve"> ya está </w:t>
+            </w:r>
+            <w:proofErr w:type="gramStart"/>
+            <w:r>
+              <w:rPr>
+                <w:rFonts w:ascii="Calibri Light" w:hAnsi="Calibri Light" w:cs="Calibri Light"/>
+              </w:rPr>
+              <w:t>ocupada</w:t>
+            </w:r>
+            <w:proofErr w:type="gramEnd"/>
+            <w:r>
+              <w:rPr>
+                <w:rFonts w:ascii="Calibri Light" w:hAnsi="Calibri Light" w:cs="Calibri Light"/>
+              </w:rPr>
+              <w:t xml:space="preserve"> por otro</w:t>
+            </w:r>
+            <w:r>
+              <w:rPr>
+                <w:rFonts w:ascii="Calibri Light" w:hAnsi="Calibri Light" w:cs="Calibri Light"/>
+              </w:rPr>
+              <w:t xml:space="preserve">, </w:t>
+            </w:r>
+            <w:proofErr w:type="spellStart"/>
+            <w:r>
+              <w:rPr>
+                <w:rFonts w:ascii="Calibri Light" w:hAnsi="Calibri Light" w:cs="Calibri Light"/>
+              </w:rPr>
+              <w:t>Ygnoste</w:t>
+            </w:r>
+            <w:proofErr w:type="spellEnd"/>
+            <w:r>
+              <w:rPr>
+                <w:rFonts w:ascii="Calibri Light" w:hAnsi="Calibri Light" w:cs="Calibri Light"/>
+              </w:rPr>
+              <w:t xml:space="preserve"> </w:t>
+            </w:r>
+            <w:r>
+              <w:rPr>
+                <w:rFonts w:ascii="Calibri Light" w:hAnsi="Calibri Light" w:cs="Calibri Light"/>
+              </w:rPr>
+              <w:t xml:space="preserve">se cura </w:t>
             </w:r>
             <w:r>
               <w:rPr>
@@ -9377,58 +9832,61 @@
       </w:r>
     </w:p>
     <w:p>
-      <w:pPr>
+      <w:r>
         <w:rPr>
           <w:rFonts w:ascii="Calibri Light" w:hAnsi="Calibri Light" w:cs="Calibri Light"/>
           <w:b/>
           <w:bCs/>
         </w:rPr>
-      </w:pPr>
+        <w:t xml:space="preserve">-rengloncito de </w:t>
+      </w:r>
+      <w:proofErr w:type="gramStart"/>
       <w:r>
         <w:rPr>
           <w:rFonts w:ascii="Calibri Light" w:hAnsi="Calibri Light" w:cs="Calibri Light"/>
           <w:b/>
           <w:bCs/>
         </w:rPr>
-        <w:t xml:space="preserve">-rengloncito de lore </w:t>
-      </w:r>
-    </w:p>
-    <w:p>
-      <w:pPr>
-        <w:rPr>
-          <w:rFonts w:ascii="Calibri Light" w:hAnsi="Calibri Light" w:cs="Calibri Light"/>
-        </w:rPr>
-      </w:pPr>
-      <w:r>
-        <w:rPr>
-          <w:rFonts w:ascii="Calibri Light" w:hAnsi="Calibri Light" w:cs="Calibri Light"/>
-        </w:rPr>
-        <w:t xml:space="preserve">Se dice que toda Bruja de Sangre debe nacer del último aliento de su predecesor. Ellos no son ninguna excepción. </w:t>
-      </w:r>
-    </w:p>
-    <w:p>
-      <w:pPr>
+        <w:t xml:space="preserve">lore </w:t>
+      </w:r>
+      <w:r>
         <w:rPr>
           <w:rFonts w:ascii="Calibri Light" w:hAnsi="Calibri Light" w:cs="Calibri Light"/>
           <w:b/>
           <w:bCs/>
         </w:rPr>
-      </w:pPr>
+        <w:t>,</w:t>
+      </w:r>
+      <w:proofErr w:type="gramEnd"/>
       <w:r>
         <w:rPr>
           <w:rFonts w:ascii="Calibri Light" w:hAnsi="Calibri Light" w:cs="Calibri Light"/>
           <w:b/>
           <w:bCs/>
         </w:rPr>
-        <w:t>-estilo de juego y puntos fuertes</w:t>
-      </w:r>
-    </w:p>
-    <w:p>
-      <w:pPr>
-        <w:rPr>
-          <w:rFonts w:ascii="Calibri Light" w:hAnsi="Calibri Light" w:cs="Calibri Light"/>
-        </w:rPr>
-      </w:pPr>
+        <w:t xml:space="preserve"> </w:t>
+      </w:r>
+      <w:r>
+        <w:rPr>
+          <w:rFonts w:ascii="Calibri Light" w:hAnsi="Calibri Light" w:cs="Calibri Light"/>
+          <w:b/>
+          <w:bCs/>
+        </w:rPr>
+        <w:t>estilo de juego y puntos fuertes</w:t>
+      </w:r>
+    </w:p>
+    <w:p>
+      <w:pPr>
+        <w:rPr>
+          <w:rFonts w:ascii="Calibri Light" w:hAnsi="Calibri Light" w:cs="Calibri Light"/>
+        </w:rPr>
+      </w:pPr>
+      <w:r>
+        <w:rPr>
+          <w:rFonts w:ascii="Calibri Light" w:hAnsi="Calibri Light" w:cs="Calibri Light"/>
+        </w:rPr>
+        <w:t xml:space="preserve">Se dice que toda Bruja de Sangre debe nacer del último aliento de su predecesor. </w:t>
+      </w:r>
       <w:proofErr w:type="spellStart"/>
       <w:r>
         <w:rPr>
@@ -9455,7 +9913,80 @@
         <w:rPr>
           <w:rFonts w:ascii="Calibri Light" w:hAnsi="Calibri Light" w:cs="Calibri Light"/>
         </w:rPr>
-        <w:t xml:space="preserve"> actúan como dos Brujas independientes. Cada uno atacará por separado con cada maleficio. Si uno está muerto, no hará su parte del ataque.</w:t>
+        <w:t xml:space="preserve"> no son ninguna excepción. </w:t>
+      </w:r>
+    </w:p>
+    <w:p>
+      <w:pPr>
+        <w:rPr>
+          <w:rFonts w:ascii="Calibri Light" w:hAnsi="Calibri Light" w:cs="Calibri Light"/>
+        </w:rPr>
+      </w:pPr>
+      <w:r>
+        <w:rPr>
+          <w:rFonts w:ascii="Calibri Light" w:hAnsi="Calibri Light" w:cs="Calibri Light"/>
+        </w:rPr>
+        <w:t>Los gemelos</w:t>
+      </w:r>
+      <w:r>
+        <w:rPr>
+          <w:rFonts w:ascii="Calibri Light" w:hAnsi="Calibri Light" w:cs="Calibri Light"/>
+        </w:rPr>
+        <w:t xml:space="preserve"> actúan como dos Brujas independientes</w:t>
+      </w:r>
+      <w:r>
+        <w:rPr>
+          <w:rFonts w:ascii="Calibri Light" w:hAnsi="Calibri Light" w:cs="Calibri Light"/>
+        </w:rPr>
+        <w:t>, atacando</w:t>
+      </w:r>
+      <w:r>
+        <w:rPr>
+          <w:rFonts w:ascii="Calibri Light" w:hAnsi="Calibri Light" w:cs="Calibri Light"/>
+        </w:rPr>
+        <w:t xml:space="preserve"> por separado </w:t>
+      </w:r>
+      <w:r>
+        <w:rPr>
+          <w:rFonts w:ascii="Calibri Light" w:hAnsi="Calibri Light" w:cs="Calibri Light"/>
+        </w:rPr>
+        <w:t>durante sus</w:t>
+      </w:r>
+      <w:r>
+        <w:rPr>
+          <w:rFonts w:ascii="Calibri Light" w:hAnsi="Calibri Light" w:cs="Calibri Light"/>
+        </w:rPr>
+        <w:t xml:space="preserve"> maleficio</w:t>
+      </w:r>
+      <w:r>
+        <w:rPr>
+          <w:rFonts w:ascii="Calibri Light" w:hAnsi="Calibri Light" w:cs="Calibri Light"/>
+        </w:rPr>
+        <w:t>s</w:t>
+      </w:r>
+      <w:r>
+        <w:rPr>
+          <w:rFonts w:ascii="Calibri Light" w:hAnsi="Calibri Light" w:cs="Calibri Light"/>
+        </w:rPr>
+        <w:t xml:space="preserve">. Si uno </w:t>
+      </w:r>
+      <w:r>
+        <w:rPr>
+          <w:rFonts w:ascii="Calibri Light" w:hAnsi="Calibri Light" w:cs="Calibri Light"/>
+        </w:rPr>
+        <w:t xml:space="preserve">de ellos </w:t>
+      </w:r>
+      <w:r>
+        <w:rPr>
+          <w:rFonts w:ascii="Calibri Light" w:hAnsi="Calibri Light" w:cs="Calibri Light"/>
+        </w:rPr>
+        <w:t xml:space="preserve">está muerto, </w:t>
+      </w:r>
+      <w:r>
+        <w:rPr>
+          <w:rFonts w:ascii="Calibri Light" w:hAnsi="Calibri Light" w:cs="Calibri Light"/>
+        </w:rPr>
+        <w:t>su parte del ataque no se llevará a cabo.</w:t>
       </w:r>
     </w:p>
     <w:p>
@@ -9862,7 +10393,19 @@
               <w:rPr>
                 <w:rFonts w:ascii="Calibri Light" w:hAnsi="Calibri Light" w:cs="Calibri Light"/>
               </w:rPr>
-              <w:t xml:space="preserve"> de daño a los jugadores golpeados. Los jugadores pueden recibir daño de ambos ataques, perdiendo 2 </w:t>
+              <w:t xml:space="preserve"> de daño a los jugadores golpeados. Los jugadores pueden recibir daño de ambos ataques, </w:t>
+            </w:r>
+            <w:r>
+              <w:rPr>
+                <w:rFonts w:ascii="Calibri Light" w:hAnsi="Calibri Light" w:cs="Calibri Light"/>
+              </w:rPr>
+              <w:t>recibiendo</w:t>
+            </w:r>
+            <w:r>
+              <w:rPr>
+                <w:rFonts w:ascii="Calibri Light" w:hAnsi="Calibri Light" w:cs="Calibri Light"/>
+              </w:rPr>
+              <w:t xml:space="preserve"> 2 </w:t>
             </w:r>
             <w:r>
               <w:rPr>
@@ -9874,7 +10417,19 @@
               <w:rPr>
                 <w:rFonts w:ascii="Calibri Light" w:hAnsi="Calibri Light" w:cs="Calibri Light"/>
               </w:rPr>
-              <w:t xml:space="preserve"> de vida.</w:t>
+              <w:t xml:space="preserve"> de </w:t>
+            </w:r>
+            <w:r>
+              <w:rPr>
+                <w:rFonts w:ascii="Calibri Light" w:hAnsi="Calibri Light" w:cs="Calibri Light"/>
+              </w:rPr>
+              <w:t>daño</w:t>
+            </w:r>
+            <w:r>
+              <w:rPr>
+                <w:rFonts w:ascii="Calibri Light" w:hAnsi="Calibri Light" w:cs="Calibri Light"/>
+              </w:rPr>
+              <w:t>.</w:t>
             </w:r>
           </w:p>
         </w:tc>
@@ -9900,6 +10455,1290 @@
         <w:br w:type="page"/>
       </w:r>
     </w:p>
+    <w:p>
+      <w:pPr>
+        <w:rPr>
+          <w:rFonts w:ascii="Calibri Light" w:hAnsi="Calibri Light" w:cs="Calibri Light"/>
+        </w:rPr>
+      </w:pPr>
+      <w:r>
+        <w:rPr>
+          <w:rFonts w:ascii="Calibri Light" w:hAnsi="Calibri Light" w:cs="Calibri Light"/>
+        </w:rPr>
+        <w:lastRenderedPageBreak/>
+        <w:t>EJEMPLO DE DISPOSICIÓN DE TABLERO</w:t>
+      </w:r>
+    </w:p>
+    <w:p>
+      <w:pPr>
+        <w:rPr>
+          <w:rFonts w:ascii="Calibri Light" w:hAnsi="Calibri Light" w:cs="Calibri Light"/>
+        </w:rPr>
+      </w:pPr>
+      <w:r>
+        <w:rPr>
+          <w:rFonts w:ascii="Calibri Light" w:hAnsi="Calibri Light" w:cs="Calibri Light"/>
+        </w:rPr>
+        <w:t xml:space="preserve">Si </w:t>
+      </w:r>
+      <w:r>
+        <w:rPr>
+          <w:rFonts w:ascii="Calibri Light" w:hAnsi="Calibri Light" w:cs="Calibri Light"/>
+        </w:rPr>
+        <w:t xml:space="preserve">sois jugadores primerizos y no tenéis claro con qué brujas empezar, </w:t>
+      </w:r>
+      <w:r>
+        <w:rPr>
+          <w:rFonts w:ascii="Calibri Light" w:hAnsi="Calibri Light" w:cs="Calibri Light"/>
+        </w:rPr>
+        <w:t>proponemos posibles combinaciones de brujas y su disposición en un tablero</w:t>
+      </w:r>
+      <w:r>
+        <w:rPr>
+          <w:rFonts w:ascii="Calibri Light" w:hAnsi="Calibri Light" w:cs="Calibri Light"/>
+        </w:rPr>
+        <w:t xml:space="preserve"> dependiendo del número de jugadores:</w:t>
+      </w:r>
+    </w:p>
+    <w:p>
+      <w:pPr>
+        <w:rPr>
+          <w:rFonts w:ascii="Calibri Light" w:hAnsi="Calibri Light" w:cs="Calibri Light"/>
+        </w:rPr>
+      </w:pPr>
+      <w:r>
+        <w:rPr>
+          <w:rFonts w:ascii="Calibri Light" w:hAnsi="Calibri Light" w:cs="Calibri Light"/>
+        </w:rPr>
+        <w:t xml:space="preserve">2 jugadores: </w:t>
+      </w:r>
+      <w:proofErr w:type="spellStart"/>
+      <w:r>
+        <w:rPr>
+          <w:rFonts w:ascii="Calibri Light" w:hAnsi="Calibri Light" w:cs="Calibri Light"/>
+        </w:rPr>
+        <w:t>eurydice</w:t>
+      </w:r>
+      <w:proofErr w:type="spellEnd"/>
+      <w:r>
+        <w:rPr>
+          <w:rFonts w:ascii="Calibri Light" w:hAnsi="Calibri Light" w:cs="Calibri Light"/>
+        </w:rPr>
+        <w:t xml:space="preserve"> y </w:t>
+      </w:r>
+      <w:proofErr w:type="spellStart"/>
+      <w:r>
+        <w:rPr>
+          <w:rFonts w:ascii="Calibri Light" w:hAnsi="Calibri Light" w:cs="Calibri Light"/>
+        </w:rPr>
+        <w:t>sihkra</w:t>
+      </w:r>
+      <w:proofErr w:type="spellEnd"/>
+    </w:p>
+    <w:p>
+      <w:pPr>
+        <w:rPr>
+          <w:rFonts w:ascii="Calibri Light" w:hAnsi="Calibri Light" w:cs="Calibri Light"/>
+        </w:rPr>
+      </w:pPr>
+      <w:r>
+        <w:rPr>
+          <w:rFonts w:ascii="Calibri Light" w:hAnsi="Calibri Light" w:cs="Calibri Light"/>
+        </w:rPr>
+        <w:t>3 jugadores:</w:t>
+      </w:r>
+      <w:r>
+        <w:rPr>
+          <w:rFonts w:ascii="Calibri Light" w:hAnsi="Calibri Light" w:cs="Calibri Light"/>
+        </w:rPr>
+        <w:t xml:space="preserve"> </w:t>
+      </w:r>
+      <w:proofErr w:type="spellStart"/>
+      <w:r>
+        <w:rPr>
+          <w:rFonts w:ascii="Calibri Light" w:hAnsi="Calibri Light" w:cs="Calibri Light"/>
+        </w:rPr>
+        <w:t>eurydice</w:t>
+      </w:r>
+      <w:proofErr w:type="spellEnd"/>
+      <w:r>
+        <w:rPr>
+          <w:rFonts w:ascii="Calibri Light" w:hAnsi="Calibri Light" w:cs="Calibri Light"/>
+        </w:rPr>
+        <w:t xml:space="preserve"> </w:t>
+      </w:r>
+      <w:proofErr w:type="spellStart"/>
+      <w:r>
+        <w:rPr>
+          <w:rFonts w:ascii="Calibri Light" w:hAnsi="Calibri Light" w:cs="Calibri Light"/>
+        </w:rPr>
+        <w:t>sihkra</w:t>
+      </w:r>
+      <w:proofErr w:type="spellEnd"/>
+      <w:r>
+        <w:rPr>
+          <w:rFonts w:ascii="Calibri Light" w:hAnsi="Calibri Light" w:cs="Calibri Light"/>
+        </w:rPr>
+        <w:t xml:space="preserve"> e </w:t>
+      </w:r>
+      <w:proofErr w:type="spellStart"/>
+      <w:r>
+        <w:rPr>
+          <w:rFonts w:ascii="Calibri Light" w:hAnsi="Calibri Light" w:cs="Calibri Light"/>
+        </w:rPr>
+        <w:t>ygnoste</w:t>
+      </w:r>
+      <w:proofErr w:type="spellEnd"/>
+    </w:p>
+    <w:p>
+      <w:pPr>
+        <w:rPr>
+          <w:rFonts w:ascii="Calibri Light" w:hAnsi="Calibri Light" w:cs="Calibri Light"/>
+        </w:rPr>
+      </w:pPr>
+      <w:r>
+        <w:rPr>
+          <w:rFonts w:ascii="Calibri Light" w:hAnsi="Calibri Light" w:cs="Calibri Light"/>
+        </w:rPr>
+        <w:t xml:space="preserve">4 jugadores: </w:t>
+      </w:r>
+      <w:proofErr w:type="spellStart"/>
+      <w:r>
+        <w:rPr>
+          <w:rFonts w:ascii="Calibri Light" w:hAnsi="Calibri Light" w:cs="Calibri Light"/>
+        </w:rPr>
+        <w:t>eurydice</w:t>
+      </w:r>
+      <w:proofErr w:type="spellEnd"/>
+      <w:r>
+        <w:rPr>
+          <w:rFonts w:ascii="Calibri Light" w:hAnsi="Calibri Light" w:cs="Calibri Light"/>
+        </w:rPr>
+        <w:t xml:space="preserve"> </w:t>
+      </w:r>
+      <w:proofErr w:type="spellStart"/>
+      <w:r>
+        <w:rPr>
+          <w:rFonts w:ascii="Calibri Light" w:hAnsi="Calibri Light" w:cs="Calibri Light"/>
+        </w:rPr>
+        <w:t>sihkra</w:t>
+      </w:r>
+      <w:proofErr w:type="spellEnd"/>
+      <w:r>
+        <w:rPr>
+          <w:rFonts w:ascii="Calibri Light" w:hAnsi="Calibri Light" w:cs="Calibri Light"/>
+        </w:rPr>
+        <w:t xml:space="preserve"> </w:t>
+      </w:r>
+      <w:proofErr w:type="spellStart"/>
+      <w:r>
+        <w:rPr>
+          <w:rFonts w:ascii="Calibri Light" w:hAnsi="Calibri Light" w:cs="Calibri Light"/>
+        </w:rPr>
+        <w:t>ygnoste</w:t>
+      </w:r>
+      <w:proofErr w:type="spellEnd"/>
+      <w:r>
+        <w:rPr>
+          <w:rFonts w:ascii="Calibri Light" w:hAnsi="Calibri Light" w:cs="Calibri Light"/>
+        </w:rPr>
+        <w:t xml:space="preserve"> y </w:t>
+      </w:r>
+      <w:proofErr w:type="spellStart"/>
+      <w:r>
+        <w:rPr>
+          <w:rFonts w:ascii="Calibri Light" w:hAnsi="Calibri Light" w:cs="Calibri Light"/>
+        </w:rPr>
+        <w:t>alatria</w:t>
+      </w:r>
+      <w:proofErr w:type="spellEnd"/>
+    </w:p>
+    <w:p>
+      <w:pPr>
+        <w:rPr>
+          <w:rFonts w:ascii="Calibri Light" w:hAnsi="Calibri Light" w:cs="Calibri Light"/>
+        </w:rPr>
+      </w:pPr>
+      <w:r>
+        <w:rPr>
+          <w:rFonts w:ascii="Calibri Light" w:hAnsi="Calibri Light" w:cs="Calibri Light"/>
+        </w:rPr>
+        <w:t>5 jugadores:</w:t>
+      </w:r>
+      <w:r>
+        <w:rPr>
+          <w:rFonts w:ascii="Calibri Light" w:hAnsi="Calibri Light" w:cs="Calibri Light"/>
+        </w:rPr>
+        <w:t xml:space="preserve"> </w:t>
+      </w:r>
+      <w:proofErr w:type="spellStart"/>
+      <w:r>
+        <w:rPr>
+          <w:rFonts w:ascii="Calibri Light" w:hAnsi="Calibri Light" w:cs="Calibri Light"/>
+        </w:rPr>
+        <w:t>eurydice</w:t>
+      </w:r>
+      <w:proofErr w:type="spellEnd"/>
+      <w:r>
+        <w:rPr>
+          <w:rFonts w:ascii="Calibri Light" w:hAnsi="Calibri Light" w:cs="Calibri Light"/>
+        </w:rPr>
+        <w:t xml:space="preserve"> </w:t>
+      </w:r>
+      <w:proofErr w:type="spellStart"/>
+      <w:r>
+        <w:rPr>
+          <w:rFonts w:ascii="Calibri Light" w:hAnsi="Calibri Light" w:cs="Calibri Light"/>
+        </w:rPr>
+        <w:t>sihkra</w:t>
+      </w:r>
+      <w:proofErr w:type="spellEnd"/>
+      <w:r>
+        <w:rPr>
+          <w:rFonts w:ascii="Calibri Light" w:hAnsi="Calibri Light" w:cs="Calibri Light"/>
+        </w:rPr>
+        <w:t xml:space="preserve"> </w:t>
+      </w:r>
+      <w:proofErr w:type="spellStart"/>
+      <w:proofErr w:type="gramStart"/>
+      <w:r>
+        <w:rPr>
+          <w:rFonts w:ascii="Calibri Light" w:hAnsi="Calibri Light" w:cs="Calibri Light"/>
+        </w:rPr>
+        <w:t>ygnoste</w:t>
+      </w:r>
+      <w:proofErr w:type="spellEnd"/>
+      <w:r>
+        <w:rPr>
+          <w:rFonts w:ascii="Calibri Light" w:hAnsi="Calibri Light" w:cs="Calibri Light"/>
+        </w:rPr>
+        <w:t xml:space="preserve">  </w:t>
+      </w:r>
+      <w:proofErr w:type="spellStart"/>
+      <w:r>
+        <w:rPr>
+          <w:rFonts w:ascii="Calibri Light" w:hAnsi="Calibri Light" w:cs="Calibri Light"/>
+        </w:rPr>
+        <w:t>alatria</w:t>
+      </w:r>
+      <w:proofErr w:type="spellEnd"/>
+      <w:proofErr w:type="gramEnd"/>
+      <w:r>
+        <w:rPr>
+          <w:rFonts w:ascii="Calibri Light" w:hAnsi="Calibri Light" w:cs="Calibri Light"/>
+        </w:rPr>
+        <w:t xml:space="preserve"> y </w:t>
+      </w:r>
+      <w:proofErr w:type="spellStart"/>
+      <w:r>
+        <w:rPr>
+          <w:rFonts w:ascii="Calibri Light" w:hAnsi="Calibri Light" w:cs="Calibri Light"/>
+        </w:rPr>
+        <w:t>dreadne</w:t>
+      </w:r>
+      <w:proofErr w:type="spellEnd"/>
+    </w:p>
+    <w:p>
+      <w:pPr>
+        <w:rPr>
+          <w:rFonts w:ascii="Calibri Light" w:hAnsi="Calibri Light" w:cs="Calibri Light"/>
+        </w:rPr>
+      </w:pPr>
+      <w:r>
+        <w:rPr>
+          <w:rFonts w:ascii="Calibri Light" w:hAnsi="Calibri Light" w:cs="Calibri Light"/>
+        </w:rPr>
+        <w:t>¡Recordad tener vuestros hechizos en cuenta a la hora de posicionaros en el tablero!</w:t>
+      </w:r>
+    </w:p>
+    <w:p>
+      <w:pPr>
+        <w:rPr>
+          <w:rFonts w:ascii="Calibri Light" w:hAnsi="Calibri Light" w:cs="Calibri Light"/>
+        </w:rPr>
+      </w:pPr>
+      <w:r>
+        <w:rPr>
+          <w:rFonts w:ascii="Calibri Light" w:hAnsi="Calibri Light" w:cs="Calibri Light"/>
+          <w:noProof/>
+        </w:rPr>
+        <w:drawing>
+          <wp:inline distT="0" distB="0" distL="0" distR="0" wp14:anchorId="0BCE07C7" wp14:editId="571D76A2">
+            <wp:extent cx="5400040" cy="4479290"/>
+            <wp:effectExtent l="0" t="0" r="0" b="0"/>
+            <wp:docPr id="1223708894" name="Picture 1"/>
+            <wp:cNvGraphicFramePr>
+              <a:graphicFrameLocks xmlns:a="http://schemas.openxmlformats.org/drawingml/2006/main" noChangeAspect="1"/>
+            </wp:cNvGraphicFramePr>
+            <a:graphic xmlns:a="http://schemas.openxmlformats.org/drawingml/2006/main">
+              <a:graphicData uri="http://schemas.openxmlformats.org/drawingml/2006/picture">
+                <pic:pic xmlns:pic="http://schemas.openxmlformats.org/drawingml/2006/picture">
+                  <pic:nvPicPr>
+                    <pic:cNvPr id="1223708894" name="Picture 1223708894"/>
+                    <pic:cNvPicPr/>
+                  </pic:nvPicPr>
+                  <pic:blipFill>
+                    <a:blip r:embed="rId7">
+                      <a:extLst>
+                        <a:ext uri="{28A0092B-C50C-407E-A947-70E740481C1C}">
+                          <a14:useLocalDpi xmlns:a14="http://schemas.microsoft.com/office/drawing/2010/main" val="0"/>
+                        </a:ext>
+                      </a:extLst>
+                    </a:blip>
+                    <a:stretch>
+                      <a:fillRect/>
+                    </a:stretch>
+                  </pic:blipFill>
+                  <pic:spPr>
+                    <a:xfrm>
+                      <a:off x="0" y="0"/>
+                      <a:ext cx="5400040" cy="4479290"/>
+                    </a:xfrm>
+                    <a:prstGeom prst="rect">
+                      <a:avLst/>
+                    </a:prstGeom>
+                  </pic:spPr>
+                </pic:pic>
+              </a:graphicData>
+            </a:graphic>
+          </wp:inline>
+        </w:drawing>
+      </w:r>
+    </w:p>
+    <w:p>
+      <w:pPr>
+        <w:rPr>
+          <w:rFonts w:ascii="Calibri Light" w:hAnsi="Calibri Light" w:cs="Calibri Light"/>
+        </w:rPr>
+      </w:pPr>
+    </w:p>
+    <w:p>
+      <w:pPr>
+        <w:rPr>
+          <w:rFonts w:ascii="Calibri Light" w:hAnsi="Calibri Light" w:cs="Calibri Light"/>
+        </w:rPr>
+      </w:pPr>
+    </w:p>
+    <w:p>
+      <w:pPr>
+        <w:rPr>
+          <w:rFonts w:ascii="Calibri Light" w:hAnsi="Calibri Light" w:cs="Calibri Light"/>
+        </w:rPr>
+      </w:pPr>
+    </w:p>
+    <w:p>
+      <w:pPr>
+        <w:rPr>
+          <w:rFonts w:ascii="Calibri Light" w:hAnsi="Calibri Light" w:cs="Calibri Light"/>
+        </w:rPr>
+      </w:pPr>
+    </w:p>
+    <w:p>
+      <w:pPr>
+        <w:rPr>
+          <w:rFonts w:ascii="Calibri Light" w:hAnsi="Calibri Light" w:cs="Calibri Light"/>
+        </w:rPr>
+      </w:pPr>
+    </w:p>
+    <w:p>
+      <w:pPr>
+        <w:pStyle w:val="Heading1"/>
+      </w:pPr>
+      <w:r>
+        <w:lastRenderedPageBreak/>
+        <w:t>GLOSARIO</w:t>
+      </w:r>
+    </w:p>
+    <w:tbl>
+      <w:tblPr>
+        <w:tblW w:w="9064" w:type="dxa"/>
+        <w:tblBorders>
+          <w:top w:val="outset" w:sz="6" w:space="0" w:color="auto"/>
+          <w:left w:val="outset" w:sz="6" w:space="0" w:color="auto"/>
+          <w:bottom w:val="outset" w:sz="6" w:space="0" w:color="auto"/>
+          <w:right w:val="outset" w:sz="6" w:space="0" w:color="auto"/>
+        </w:tblBorders>
+        <w:tblCellMar>
+          <w:top w:w="15" w:type="dxa"/>
+          <w:left w:w="15" w:type="dxa"/>
+          <w:bottom w:w="15" w:type="dxa"/>
+          <w:right w:w="15" w:type="dxa"/>
+        </w:tblCellMar>
+        <w:tblLook w:val="04A0" w:firstRow="1" w:lastRow="0" w:firstColumn="1" w:lastColumn="0" w:noHBand="0" w:noVBand="1"/>
+      </w:tblPr>
+      <w:tblGrid>
+        <w:gridCol w:w="1600"/>
+        <w:gridCol w:w="7464"/>
+      </w:tblGrid>
+      <w:tr>
+        <w:tc>
+          <w:tcPr>
+            <w:tcW w:w="0" w:type="auto"/>
+            <w:tcBorders>
+              <w:top w:val="outset" w:sz="6" w:space="0" w:color="auto"/>
+              <w:left w:val="outset" w:sz="6" w:space="0" w:color="auto"/>
+              <w:bottom w:val="outset" w:sz="6" w:space="0" w:color="auto"/>
+              <w:right w:val="outset" w:sz="6" w:space="0" w:color="auto"/>
+            </w:tcBorders>
+            <w:vAlign w:val="center"/>
+          </w:tcPr>
+          <w:p>
+            <w:pPr>
+              <w:rPr>
+                <w:rFonts w:ascii="Calibri Light" w:hAnsi="Calibri Light" w:cs="Calibri Light"/>
+              </w:rPr>
+            </w:pPr>
+            <w:r>
+              <w:rPr>
+                <w:rFonts w:ascii="Calibri Light" w:hAnsi="Calibri Light" w:cs="Calibri Light"/>
+              </w:rPr>
+              <w:t>Acción</w:t>
+            </w:r>
+          </w:p>
+        </w:tc>
+        <w:tc>
+          <w:tcPr>
+            <w:tcW w:w="7464" w:type="dxa"/>
+            <w:tcBorders>
+              <w:top w:val="outset" w:sz="6" w:space="0" w:color="auto"/>
+              <w:left w:val="outset" w:sz="6" w:space="0" w:color="auto"/>
+              <w:bottom w:val="outset" w:sz="6" w:space="0" w:color="auto"/>
+              <w:right w:val="outset" w:sz="6" w:space="0" w:color="auto"/>
+            </w:tcBorders>
+          </w:tcPr>
+          <w:p>
+            <w:pPr>
+              <w:rPr>
+                <w:rFonts w:ascii="Calibri Light" w:hAnsi="Calibri Light" w:cs="Calibri Light"/>
+              </w:rPr>
+            </w:pPr>
+            <w:r>
+              <w:rPr>
+                <w:rFonts w:ascii="Calibri Light" w:hAnsi="Calibri Light" w:cs="Calibri Light"/>
+              </w:rPr>
+              <w:t>Movimiento, intercambio o ataque que el jugador puede realizar dos veces durante su turno.</w:t>
+            </w:r>
+          </w:p>
+        </w:tc>
+      </w:tr>
+      <w:tr>
+        <w:tc>
+          <w:tcPr>
+            <w:tcW w:w="0" w:type="auto"/>
+            <w:tcBorders>
+              <w:top w:val="outset" w:sz="6" w:space="0" w:color="auto"/>
+              <w:left w:val="outset" w:sz="6" w:space="0" w:color="auto"/>
+              <w:bottom w:val="outset" w:sz="6" w:space="0" w:color="auto"/>
+              <w:right w:val="outset" w:sz="6" w:space="0" w:color="auto"/>
+            </w:tcBorders>
+            <w:vAlign w:val="center"/>
+          </w:tcPr>
+          <w:p>
+            <w:pPr>
+              <w:rPr>
+                <w:rFonts w:ascii="Calibri Light" w:hAnsi="Calibri Light" w:cs="Calibri Light"/>
+              </w:rPr>
+            </w:pPr>
+            <w:r>
+              <w:rPr>
+                <w:rFonts w:ascii="Calibri Light" w:hAnsi="Calibri Light" w:cs="Calibri Light"/>
+              </w:rPr>
+              <w:t>Ronda</w:t>
+            </w:r>
+          </w:p>
+        </w:tc>
+        <w:tc>
+          <w:tcPr>
+            <w:tcW w:w="7464" w:type="dxa"/>
+            <w:tcBorders>
+              <w:top w:val="outset" w:sz="6" w:space="0" w:color="auto"/>
+              <w:left w:val="outset" w:sz="6" w:space="0" w:color="auto"/>
+              <w:bottom w:val="outset" w:sz="6" w:space="0" w:color="auto"/>
+              <w:right w:val="outset" w:sz="6" w:space="0" w:color="auto"/>
+            </w:tcBorders>
+          </w:tcPr>
+          <w:p>
+            <w:pPr>
+              <w:rPr>
+                <w:rFonts w:ascii="Calibri Light" w:hAnsi="Calibri Light" w:cs="Calibri Light"/>
+              </w:rPr>
+            </w:pPr>
+            <w:r>
+              <w:rPr>
+                <w:rFonts w:ascii="Calibri Light" w:hAnsi="Calibri Light" w:cs="Calibri Light"/>
+              </w:rPr>
+              <w:t xml:space="preserve">Suma de </w:t>
+            </w:r>
+            <w:r>
+              <w:rPr>
+                <w:rFonts w:ascii="Calibri Light" w:hAnsi="Calibri Light" w:cs="Calibri Light"/>
+              </w:rPr>
+              <w:t xml:space="preserve">los </w:t>
+            </w:r>
+            <w:r>
+              <w:rPr>
+                <w:rFonts w:ascii="Calibri Light" w:hAnsi="Calibri Light" w:cs="Calibri Light"/>
+              </w:rPr>
+              <w:t>turnos de</w:t>
+            </w:r>
+            <w:r>
+              <w:rPr>
+                <w:rFonts w:ascii="Calibri Light" w:hAnsi="Calibri Light" w:cs="Calibri Light"/>
+              </w:rPr>
+              <w:t xml:space="preserve"> todos</w:t>
+            </w:r>
+            <w:r>
+              <w:rPr>
+                <w:rFonts w:ascii="Calibri Light" w:hAnsi="Calibri Light" w:cs="Calibri Light"/>
+              </w:rPr>
+              <w:t xml:space="preserve"> los novicios y</w:t>
+            </w:r>
+            <w:r>
+              <w:rPr>
+                <w:rFonts w:ascii="Calibri Light" w:hAnsi="Calibri Light" w:cs="Calibri Light"/>
+              </w:rPr>
+              <w:t xml:space="preserve"> el</w:t>
+            </w:r>
+            <w:r>
+              <w:rPr>
+                <w:rFonts w:ascii="Calibri Light" w:hAnsi="Calibri Light" w:cs="Calibri Light"/>
+              </w:rPr>
+              <w:t xml:space="preserve"> ataque de las Brujas Supremas.</w:t>
+            </w:r>
+          </w:p>
+        </w:tc>
+      </w:tr>
+      <w:tr>
+        <w:tc>
+          <w:tcPr>
+            <w:tcW w:w="0" w:type="auto"/>
+            <w:tcBorders>
+              <w:top w:val="outset" w:sz="6" w:space="0" w:color="auto"/>
+              <w:left w:val="outset" w:sz="6" w:space="0" w:color="auto"/>
+              <w:bottom w:val="outset" w:sz="6" w:space="0" w:color="auto"/>
+              <w:right w:val="outset" w:sz="6" w:space="0" w:color="auto"/>
+            </w:tcBorders>
+            <w:vAlign w:val="center"/>
+            <w:hideMark/>
+          </w:tcPr>
+          <w:p>
+            <w:pPr>
+              <w:rPr>
+                <w:rFonts w:ascii="Calibri Light" w:hAnsi="Calibri Light" w:cs="Calibri Light"/>
+              </w:rPr>
+            </w:pPr>
+            <w:r>
+              <w:rPr>
+                <w:rFonts w:ascii="Calibri Light" w:hAnsi="Calibri Light" w:cs="Calibri Light"/>
+              </w:rPr>
+              <w:t>Abatido</w:t>
+            </w:r>
+          </w:p>
+        </w:tc>
+        <w:tc>
+          <w:tcPr>
+            <w:tcW w:w="7464" w:type="dxa"/>
+            <w:tcBorders>
+              <w:top w:val="outset" w:sz="6" w:space="0" w:color="auto"/>
+              <w:left w:val="outset" w:sz="6" w:space="0" w:color="auto"/>
+              <w:bottom w:val="outset" w:sz="6" w:space="0" w:color="auto"/>
+              <w:right w:val="outset" w:sz="6" w:space="0" w:color="auto"/>
+            </w:tcBorders>
+          </w:tcPr>
+          <w:p>
+            <w:pPr>
+              <w:rPr>
+                <w:rFonts w:ascii="Calibri Light" w:hAnsi="Calibri Light" w:cs="Calibri Light"/>
+              </w:rPr>
+            </w:pPr>
+            <w:r>
+              <w:rPr>
+                <w:rFonts w:ascii="Calibri Light" w:hAnsi="Calibri Light" w:cs="Calibri Light"/>
+              </w:rPr>
+              <w:t xml:space="preserve">Estado en el que se encuentra un jugador cuando pierde todos sus corazones </w:t>
+            </w:r>
+            <w:r>
+              <w:rPr>
+                <w:rStyle w:val="enlaseChar"/>
+                <w:rFonts w:ascii="Calibri Light" w:hAnsi="Calibri Light" w:cs="Calibri Light"/>
+              </w:rPr>
+              <w:t>(enlace a salud jugadores)</w:t>
+            </w:r>
+            <w:r>
+              <w:rPr>
+                <w:rFonts w:ascii="Calibri Light" w:hAnsi="Calibri Light" w:cs="Calibri Light"/>
+              </w:rPr>
+              <w:t xml:space="preserve"> </w:t>
+            </w:r>
+          </w:p>
+        </w:tc>
+      </w:tr>
+      <w:tr>
+        <w:tc>
+          <w:tcPr>
+            <w:tcW w:w="0" w:type="auto"/>
+            <w:tcBorders>
+              <w:top w:val="outset" w:sz="6" w:space="0" w:color="auto"/>
+              <w:left w:val="outset" w:sz="6" w:space="0" w:color="auto"/>
+              <w:bottom w:val="outset" w:sz="6" w:space="0" w:color="auto"/>
+              <w:right w:val="outset" w:sz="6" w:space="0" w:color="auto"/>
+            </w:tcBorders>
+            <w:vAlign w:val="center"/>
+            <w:hideMark/>
+          </w:tcPr>
+          <w:p>
+            <w:pPr>
+              <w:rPr>
+                <w:rFonts w:ascii="Calibri Light" w:hAnsi="Calibri Light" w:cs="Calibri Light"/>
+              </w:rPr>
+            </w:pPr>
+            <w:r>
+              <w:rPr>
+                <w:rFonts w:ascii="Calibri Light" w:hAnsi="Calibri Light" w:cs="Calibri Light"/>
+              </w:rPr>
+              <w:t>Revivir</w:t>
+            </w:r>
+          </w:p>
+        </w:tc>
+        <w:tc>
+          <w:tcPr>
+            <w:tcW w:w="7464" w:type="dxa"/>
+            <w:tcBorders>
+              <w:top w:val="outset" w:sz="6" w:space="0" w:color="auto"/>
+              <w:left w:val="outset" w:sz="6" w:space="0" w:color="auto"/>
+              <w:bottom w:val="outset" w:sz="6" w:space="0" w:color="auto"/>
+              <w:right w:val="outset" w:sz="6" w:space="0" w:color="auto"/>
+            </w:tcBorders>
+          </w:tcPr>
+          <w:p>
+            <w:pPr>
+              <w:rPr>
+                <w:rFonts w:ascii="Calibri Light" w:hAnsi="Calibri Light" w:cs="Calibri Light"/>
+              </w:rPr>
+            </w:pPr>
+            <w:r>
+              <w:rPr>
+                <w:rFonts w:ascii="Calibri Light" w:hAnsi="Calibri Light" w:cs="Calibri Light"/>
+              </w:rPr>
+              <w:t>Recuperar</w:t>
+            </w:r>
+            <w:r>
+              <w:rPr>
+                <w:rFonts w:ascii="Calibri Light" w:hAnsi="Calibri Light" w:cs="Calibri Light"/>
+              </w:rPr>
+              <w:t xml:space="preserve"> a un </w:t>
+            </w:r>
+            <w:r>
+              <w:rPr>
+                <w:rFonts w:ascii="Calibri Light" w:hAnsi="Calibri Light" w:cs="Calibri Light"/>
+              </w:rPr>
+              <w:t>aliado</w:t>
+            </w:r>
+            <w:r>
+              <w:rPr>
+                <w:rFonts w:ascii="Calibri Light" w:hAnsi="Calibri Light" w:cs="Calibri Light"/>
+              </w:rPr>
+              <w:t xml:space="preserve"> abatido, devolviéndole dos corazones.</w:t>
+            </w:r>
+          </w:p>
+        </w:tc>
+      </w:tr>
+      <w:tr>
+        <w:tc>
+          <w:tcPr>
+            <w:tcW w:w="0" w:type="auto"/>
+            <w:tcBorders>
+              <w:top w:val="outset" w:sz="6" w:space="0" w:color="auto"/>
+              <w:left w:val="outset" w:sz="6" w:space="0" w:color="auto"/>
+              <w:bottom w:val="outset" w:sz="6" w:space="0" w:color="auto"/>
+              <w:right w:val="outset" w:sz="6" w:space="0" w:color="auto"/>
+            </w:tcBorders>
+            <w:vAlign w:val="center"/>
+            <w:hideMark/>
+          </w:tcPr>
+          <w:p>
+            <w:pPr>
+              <w:rPr>
+                <w:rFonts w:ascii="Calibri Light" w:hAnsi="Calibri Light" w:cs="Calibri Light"/>
+              </w:rPr>
+            </w:pPr>
+            <w:r>
+              <w:rPr>
+                <w:rFonts w:ascii="Calibri Light" w:hAnsi="Calibri Light" w:cs="Calibri Light"/>
+              </w:rPr>
+              <w:t>Baldosa</w:t>
+            </w:r>
+          </w:p>
+        </w:tc>
+        <w:tc>
+          <w:tcPr>
+            <w:tcW w:w="7464" w:type="dxa"/>
+            <w:tcBorders>
+              <w:top w:val="outset" w:sz="6" w:space="0" w:color="auto"/>
+              <w:left w:val="outset" w:sz="6" w:space="0" w:color="auto"/>
+              <w:bottom w:val="outset" w:sz="6" w:space="0" w:color="auto"/>
+              <w:right w:val="outset" w:sz="6" w:space="0" w:color="auto"/>
+            </w:tcBorders>
+          </w:tcPr>
+          <w:p>
+            <w:pPr>
+              <w:rPr>
+                <w:rFonts w:ascii="Calibri Light" w:hAnsi="Calibri Light" w:cs="Calibri Light"/>
+              </w:rPr>
+            </w:pPr>
+            <w:r>
+              <w:rPr>
+                <w:rFonts w:ascii="Calibri Light" w:hAnsi="Calibri Light" w:cs="Calibri Light"/>
+              </w:rPr>
+              <w:t>Fragmento del tablero de 25 casillas correspondiente al territorio de una Bruja Suprema.</w:t>
+            </w:r>
+          </w:p>
+        </w:tc>
+      </w:tr>
+      <w:tr>
+        <w:tc>
+          <w:tcPr>
+            <w:tcW w:w="0" w:type="auto"/>
+            <w:tcBorders>
+              <w:top w:val="outset" w:sz="6" w:space="0" w:color="auto"/>
+              <w:left w:val="outset" w:sz="6" w:space="0" w:color="auto"/>
+              <w:bottom w:val="outset" w:sz="6" w:space="0" w:color="auto"/>
+              <w:right w:val="outset" w:sz="6" w:space="0" w:color="auto"/>
+            </w:tcBorders>
+            <w:vAlign w:val="center"/>
+            <w:hideMark/>
+          </w:tcPr>
+          <w:p>
+            <w:pPr>
+              <w:rPr>
+                <w:rFonts w:ascii="Calibri Light" w:hAnsi="Calibri Light" w:cs="Calibri Light"/>
+              </w:rPr>
+            </w:pPr>
+            <w:r>
+              <w:rPr>
+                <w:rFonts w:ascii="Calibri Light" w:hAnsi="Calibri Light" w:cs="Calibri Light"/>
+              </w:rPr>
+              <w:t>Intangible</w:t>
+            </w:r>
+          </w:p>
+        </w:tc>
+        <w:tc>
+          <w:tcPr>
+            <w:tcW w:w="7464" w:type="dxa"/>
+            <w:tcBorders>
+              <w:top w:val="outset" w:sz="6" w:space="0" w:color="auto"/>
+              <w:left w:val="outset" w:sz="6" w:space="0" w:color="auto"/>
+              <w:bottom w:val="outset" w:sz="6" w:space="0" w:color="auto"/>
+              <w:right w:val="outset" w:sz="6" w:space="0" w:color="auto"/>
+            </w:tcBorders>
+          </w:tcPr>
+          <w:p>
+            <w:pPr>
+              <w:rPr>
+                <w:rFonts w:ascii="Calibri Light" w:hAnsi="Calibri Light" w:cs="Calibri Light"/>
+              </w:rPr>
+            </w:pPr>
+            <w:r>
+              <w:rPr>
+                <w:rFonts w:ascii="Calibri Light" w:hAnsi="Calibri Light" w:cs="Calibri Light"/>
+              </w:rPr>
+              <w:t>Estado que protege a un novicio de los maleficios y efectos de pánico de una bruja en concreto.</w:t>
+            </w:r>
+          </w:p>
+        </w:tc>
+      </w:tr>
+      <w:tr>
+        <w:trPr>
+          <w:trHeight w:val="739"/>
+        </w:trPr>
+        <w:tc>
+          <w:tcPr>
+            <w:tcW w:w="0" w:type="auto"/>
+            <w:tcBorders>
+              <w:top w:val="outset" w:sz="6" w:space="0" w:color="auto"/>
+              <w:left w:val="outset" w:sz="6" w:space="0" w:color="auto"/>
+              <w:bottom w:val="outset" w:sz="6" w:space="0" w:color="auto"/>
+              <w:right w:val="outset" w:sz="6" w:space="0" w:color="auto"/>
+            </w:tcBorders>
+            <w:vAlign w:val="center"/>
+            <w:hideMark/>
+          </w:tcPr>
+          <w:p>
+            <w:pPr>
+              <w:rPr>
+                <w:rFonts w:ascii="Calibri Light" w:hAnsi="Calibri Light" w:cs="Calibri Light"/>
+              </w:rPr>
+            </w:pPr>
+            <w:r>
+              <w:rPr>
+                <w:rFonts w:ascii="Calibri Light" w:hAnsi="Calibri Light" w:cs="Calibri Light"/>
+              </w:rPr>
+              <w:t>Colisi</w:t>
+            </w:r>
+            <w:r>
+              <w:rPr>
+                <w:rFonts w:ascii="Calibri Light" w:hAnsi="Calibri Light" w:cs="Calibri Light"/>
+              </w:rPr>
+              <w:t>ón</w:t>
+            </w:r>
+          </w:p>
+        </w:tc>
+        <w:tc>
+          <w:tcPr>
+            <w:tcW w:w="7464" w:type="dxa"/>
+            <w:tcBorders>
+              <w:top w:val="outset" w:sz="6" w:space="0" w:color="auto"/>
+              <w:left w:val="outset" w:sz="6" w:space="0" w:color="auto"/>
+              <w:bottom w:val="outset" w:sz="6" w:space="0" w:color="auto"/>
+              <w:right w:val="outset" w:sz="6" w:space="0" w:color="auto"/>
+            </w:tcBorders>
+          </w:tcPr>
+          <w:p>
+            <w:pPr>
+              <w:rPr>
+                <w:rFonts w:ascii="Calibri Light" w:hAnsi="Calibri Light" w:cs="Calibri Light"/>
+              </w:rPr>
+            </w:pPr>
+            <w:r>
+              <w:rPr>
+                <w:rFonts w:ascii="Calibri Light" w:hAnsi="Calibri Light" w:cs="Calibri Light"/>
+              </w:rPr>
+              <w:t>Efecto que ocurre cuando un novicio se mueve, teletransporta o es arrastrado a través de una casilla con un súbdito o Bruja Suprema.</w:t>
+            </w:r>
+          </w:p>
+        </w:tc>
+      </w:tr>
+      <w:tr>
+        <w:tc>
+          <w:tcPr>
+            <w:tcW w:w="0" w:type="auto"/>
+            <w:tcBorders>
+              <w:top w:val="outset" w:sz="6" w:space="0" w:color="auto"/>
+              <w:left w:val="outset" w:sz="6" w:space="0" w:color="auto"/>
+              <w:bottom w:val="outset" w:sz="6" w:space="0" w:color="auto"/>
+              <w:right w:val="outset" w:sz="6" w:space="0" w:color="auto"/>
+            </w:tcBorders>
+            <w:vAlign w:val="center"/>
+            <w:hideMark/>
+          </w:tcPr>
+          <w:p>
+            <w:pPr>
+              <w:rPr>
+                <w:rFonts w:ascii="Calibri Light" w:hAnsi="Calibri Light" w:cs="Calibri Light"/>
+              </w:rPr>
+            </w:pPr>
+            <w:r>
+              <w:rPr>
+                <w:rFonts w:ascii="Calibri Light" w:hAnsi="Calibri Light" w:cs="Calibri Light"/>
+              </w:rPr>
+              <w:t>Teletransportar</w:t>
+            </w:r>
+          </w:p>
+        </w:tc>
+        <w:tc>
+          <w:tcPr>
+            <w:tcW w:w="7464" w:type="dxa"/>
+            <w:tcBorders>
+              <w:top w:val="outset" w:sz="6" w:space="0" w:color="auto"/>
+              <w:left w:val="outset" w:sz="6" w:space="0" w:color="auto"/>
+              <w:bottom w:val="outset" w:sz="6" w:space="0" w:color="auto"/>
+              <w:right w:val="outset" w:sz="6" w:space="0" w:color="auto"/>
+            </w:tcBorders>
+          </w:tcPr>
+          <w:p>
+            <w:pPr>
+              <w:rPr>
+                <w:rFonts w:ascii="Calibri Light" w:hAnsi="Calibri Light" w:cs="Calibri Light"/>
+              </w:rPr>
+            </w:pPr>
+            <w:r>
+              <w:rPr>
+                <w:rFonts w:ascii="Calibri Light" w:hAnsi="Calibri Light" w:cs="Calibri Light"/>
+              </w:rPr>
+              <w:t>Desplazar a un novicio a una casilla del tablero ignorando las casillas entremedias. No cuenta como una acción de movimiento.</w:t>
+            </w:r>
+          </w:p>
+        </w:tc>
+      </w:tr>
+      <w:tr>
+        <w:tc>
+          <w:tcPr>
+            <w:tcW w:w="0" w:type="auto"/>
+            <w:tcBorders>
+              <w:top w:val="outset" w:sz="6" w:space="0" w:color="auto"/>
+              <w:left w:val="outset" w:sz="6" w:space="0" w:color="auto"/>
+              <w:bottom w:val="outset" w:sz="6" w:space="0" w:color="auto"/>
+              <w:right w:val="outset" w:sz="6" w:space="0" w:color="auto"/>
+            </w:tcBorders>
+            <w:vAlign w:val="center"/>
+            <w:hideMark/>
+          </w:tcPr>
+          <w:p>
+            <w:pPr>
+              <w:rPr>
+                <w:rFonts w:ascii="Calibri Light" w:hAnsi="Calibri Light" w:cs="Calibri Light"/>
+              </w:rPr>
+            </w:pPr>
+            <w:r>
+              <w:rPr>
+                <w:rFonts w:ascii="Calibri Light" w:hAnsi="Calibri Light" w:cs="Calibri Light"/>
+              </w:rPr>
+              <w:t>Arrastrar</w:t>
+            </w:r>
+          </w:p>
+        </w:tc>
+        <w:tc>
+          <w:tcPr>
+            <w:tcW w:w="7464" w:type="dxa"/>
+            <w:tcBorders>
+              <w:top w:val="outset" w:sz="6" w:space="0" w:color="auto"/>
+              <w:left w:val="outset" w:sz="6" w:space="0" w:color="auto"/>
+              <w:bottom w:val="outset" w:sz="6" w:space="0" w:color="auto"/>
+              <w:right w:val="outset" w:sz="6" w:space="0" w:color="auto"/>
+            </w:tcBorders>
+          </w:tcPr>
+          <w:p>
+            <w:pPr>
+              <w:rPr>
+                <w:rFonts w:ascii="Calibri Light" w:hAnsi="Calibri Light" w:cs="Calibri Light"/>
+              </w:rPr>
+            </w:pPr>
+            <w:r>
+              <w:rPr>
+                <w:rFonts w:ascii="Calibri Light" w:hAnsi="Calibri Light" w:cs="Calibri Light"/>
+              </w:rPr>
+              <w:t>Desplazar a un novicio X casillas en una dirección concreta. No cuenta como una acción de movimiento.</w:t>
+            </w:r>
+          </w:p>
+        </w:tc>
+      </w:tr>
+      <w:tr>
+        <w:tc>
+          <w:tcPr>
+            <w:tcW w:w="0" w:type="auto"/>
+            <w:tcBorders>
+              <w:top w:val="outset" w:sz="6" w:space="0" w:color="auto"/>
+              <w:left w:val="outset" w:sz="6" w:space="0" w:color="auto"/>
+              <w:bottom w:val="outset" w:sz="6" w:space="0" w:color="auto"/>
+              <w:right w:val="outset" w:sz="6" w:space="0" w:color="auto"/>
+            </w:tcBorders>
+            <w:vAlign w:val="center"/>
+            <w:hideMark/>
+          </w:tcPr>
+          <w:p>
+            <w:pPr>
+              <w:rPr>
+                <w:rFonts w:ascii="Calibri Light" w:hAnsi="Calibri Light" w:cs="Calibri Light"/>
+              </w:rPr>
+            </w:pPr>
+            <w:r>
+              <w:rPr>
+                <w:rFonts w:ascii="Calibri Light" w:hAnsi="Calibri Light" w:cs="Calibri Light"/>
+              </w:rPr>
+              <w:t>Invocar</w:t>
+            </w:r>
+          </w:p>
+        </w:tc>
+        <w:tc>
+          <w:tcPr>
+            <w:tcW w:w="7464" w:type="dxa"/>
+            <w:tcBorders>
+              <w:top w:val="outset" w:sz="6" w:space="0" w:color="auto"/>
+              <w:left w:val="outset" w:sz="6" w:space="0" w:color="auto"/>
+              <w:bottom w:val="outset" w:sz="6" w:space="0" w:color="auto"/>
+              <w:right w:val="outset" w:sz="6" w:space="0" w:color="auto"/>
+            </w:tcBorders>
+          </w:tcPr>
+          <w:p>
+            <w:pPr>
+              <w:rPr>
+                <w:rFonts w:ascii="Calibri Light" w:hAnsi="Calibri Light" w:cs="Calibri Light"/>
+              </w:rPr>
+            </w:pPr>
+            <w:r>
+              <w:rPr>
+                <w:rFonts w:ascii="Calibri Light" w:hAnsi="Calibri Light" w:cs="Calibri Light"/>
+              </w:rPr>
+              <w:t xml:space="preserve">Colocar un súbdito en una casilla concreta del tablero. Si el destino está fuera del tablero, es una casilla rota o está ocupado por otro súbdito, se intenta colocar una </w:t>
+            </w:r>
+            <w:r>
+              <w:rPr>
+                <w:rFonts w:ascii="Calibri Light" w:hAnsi="Calibri Light" w:cs="Calibri Light"/>
+                <w:i/>
+                <w:iCs/>
+              </w:rPr>
+              <w:t>sola</w:t>
+            </w:r>
+            <w:r>
+              <w:rPr>
+                <w:rFonts w:ascii="Calibri Light" w:hAnsi="Calibri Light" w:cs="Calibri Light"/>
+              </w:rPr>
+              <w:t xml:space="preserve"> vez más en la siguiente casilla, manteniendo la dirección. </w:t>
+            </w:r>
+          </w:p>
+          <w:p>
+            <w:pPr>
+              <w:rPr>
+                <w:rFonts w:ascii="Calibri Light" w:hAnsi="Calibri Light" w:cs="Calibri Light"/>
+              </w:rPr>
+            </w:pPr>
+            <w:r>
+              <w:rPr>
+                <w:rFonts w:ascii="Calibri Light" w:hAnsi="Calibri Light" w:cs="Calibri Light"/>
+              </w:rPr>
+              <w:t>Si en el destino hay un novicio, ocurre una colisión entre ambos.</w:t>
+            </w:r>
+          </w:p>
+        </w:tc>
+      </w:tr>
+      <w:tr>
+        <w:tc>
+          <w:tcPr>
+            <w:tcW w:w="0" w:type="auto"/>
+            <w:tcBorders>
+              <w:top w:val="outset" w:sz="6" w:space="0" w:color="auto"/>
+              <w:left w:val="outset" w:sz="6" w:space="0" w:color="auto"/>
+              <w:bottom w:val="outset" w:sz="6" w:space="0" w:color="auto"/>
+              <w:right w:val="outset" w:sz="6" w:space="0" w:color="auto"/>
+            </w:tcBorders>
+            <w:vAlign w:val="center"/>
+            <w:hideMark/>
+          </w:tcPr>
+          <w:p>
+            <w:pPr>
+              <w:rPr>
+                <w:rFonts w:ascii="Calibri Light" w:hAnsi="Calibri Light" w:cs="Calibri Light"/>
+              </w:rPr>
+            </w:pPr>
+            <w:r>
+              <w:rPr>
+                <w:rFonts w:ascii="Calibri Light" w:hAnsi="Calibri Light" w:cs="Calibri Light"/>
+              </w:rPr>
+              <w:t>Imitar</w:t>
+            </w:r>
+          </w:p>
+        </w:tc>
+        <w:tc>
+          <w:tcPr>
+            <w:tcW w:w="7464" w:type="dxa"/>
+            <w:tcBorders>
+              <w:top w:val="outset" w:sz="6" w:space="0" w:color="auto"/>
+              <w:left w:val="outset" w:sz="6" w:space="0" w:color="auto"/>
+              <w:bottom w:val="outset" w:sz="6" w:space="0" w:color="auto"/>
+              <w:right w:val="outset" w:sz="6" w:space="0" w:color="auto"/>
+            </w:tcBorders>
+          </w:tcPr>
+          <w:p>
+            <w:pPr>
+              <w:rPr>
+                <w:rFonts w:ascii="Calibri Light" w:hAnsi="Calibri Light" w:cs="Calibri Light"/>
+              </w:rPr>
+            </w:pPr>
+            <w:r>
+              <w:rPr>
+                <w:rFonts w:ascii="Calibri Light" w:hAnsi="Calibri Light" w:cs="Calibri Light"/>
+              </w:rPr>
+              <w:t>Copiar el</w:t>
+            </w:r>
+            <w:r>
+              <w:rPr>
+                <w:rFonts w:ascii="Calibri Light" w:hAnsi="Calibri Light" w:cs="Calibri Light"/>
+              </w:rPr>
+              <w:t xml:space="preserve"> efecto de </w:t>
+            </w:r>
+            <w:r>
+              <w:rPr>
+                <w:rFonts w:ascii="Calibri Light" w:hAnsi="Calibri Light" w:cs="Calibri Light"/>
+              </w:rPr>
+              <w:t>un</w:t>
+            </w:r>
+            <w:r>
+              <w:rPr>
+                <w:rFonts w:ascii="Calibri Light" w:hAnsi="Calibri Light" w:cs="Calibri Light"/>
+              </w:rPr>
+              <w:t xml:space="preserve"> maleficio de otra </w:t>
+            </w:r>
+            <w:r>
+              <w:rPr>
+                <w:rFonts w:ascii="Calibri Light" w:hAnsi="Calibri Light" w:cs="Calibri Light"/>
+              </w:rPr>
+              <w:t>B</w:t>
+            </w:r>
+            <w:r>
+              <w:rPr>
+                <w:rFonts w:ascii="Calibri Light" w:hAnsi="Calibri Light" w:cs="Calibri Light"/>
+              </w:rPr>
+              <w:t>ruja</w:t>
+            </w:r>
+            <w:r>
+              <w:rPr>
+                <w:rFonts w:ascii="Calibri Light" w:hAnsi="Calibri Light" w:cs="Calibri Light"/>
+              </w:rPr>
+              <w:t>. Dicho efecto se realiza desde la casilla de la Bruja que realiza la imitación.</w:t>
+            </w:r>
+          </w:p>
+        </w:tc>
+      </w:tr>
+      <w:tr>
+        <w:tc>
+          <w:tcPr>
+            <w:tcW w:w="0" w:type="auto"/>
+            <w:tcBorders>
+              <w:top w:val="outset" w:sz="6" w:space="0" w:color="auto"/>
+              <w:left w:val="outset" w:sz="6" w:space="0" w:color="auto"/>
+              <w:bottom w:val="outset" w:sz="6" w:space="0" w:color="auto"/>
+              <w:right w:val="outset" w:sz="6" w:space="0" w:color="auto"/>
+            </w:tcBorders>
+            <w:vAlign w:val="center"/>
+            <w:hideMark/>
+          </w:tcPr>
+          <w:p>
+            <w:pPr>
+              <w:rPr>
+                <w:rFonts w:ascii="Calibri Light" w:hAnsi="Calibri Light" w:cs="Calibri Light"/>
+              </w:rPr>
+            </w:pPr>
+            <w:r>
+              <w:rPr>
+                <w:rFonts w:ascii="Calibri Light" w:hAnsi="Calibri Light" w:cs="Calibri Light"/>
+              </w:rPr>
+              <w:t>Deshabilitar</w:t>
+            </w:r>
+          </w:p>
+        </w:tc>
+        <w:tc>
+          <w:tcPr>
+            <w:tcW w:w="7464" w:type="dxa"/>
+            <w:tcBorders>
+              <w:top w:val="outset" w:sz="6" w:space="0" w:color="auto"/>
+              <w:left w:val="outset" w:sz="6" w:space="0" w:color="auto"/>
+              <w:bottom w:val="outset" w:sz="6" w:space="0" w:color="auto"/>
+              <w:right w:val="outset" w:sz="6" w:space="0" w:color="auto"/>
+            </w:tcBorders>
+          </w:tcPr>
+          <w:p>
+            <w:pPr>
+              <w:rPr>
+                <w:rFonts w:ascii="Calibri Light" w:hAnsi="Calibri Light" w:cs="Calibri Light"/>
+              </w:rPr>
+            </w:pPr>
+            <w:r>
+              <w:rPr>
+                <w:rFonts w:ascii="Calibri Light" w:hAnsi="Calibri Light" w:cs="Calibri Light"/>
+              </w:rPr>
+              <w:t>Ignorar por completo el efecto de todas las cartas de maleficio restantes esta ronda.</w:t>
+            </w:r>
+          </w:p>
+        </w:tc>
+      </w:tr>
+      <w:tr>
+        <w:tc>
+          <w:tcPr>
+            <w:tcW w:w="0" w:type="auto"/>
+            <w:tcBorders>
+              <w:top w:val="outset" w:sz="6" w:space="0" w:color="auto"/>
+              <w:left w:val="outset" w:sz="6" w:space="0" w:color="auto"/>
+              <w:bottom w:val="outset" w:sz="6" w:space="0" w:color="auto"/>
+              <w:right w:val="outset" w:sz="6" w:space="0" w:color="auto"/>
+            </w:tcBorders>
+            <w:vAlign w:val="center"/>
+            <w:hideMark/>
+          </w:tcPr>
+          <w:p>
+            <w:pPr>
+              <w:rPr>
+                <w:rFonts w:ascii="Calibri Light" w:hAnsi="Calibri Light" w:cs="Calibri Light"/>
+              </w:rPr>
+            </w:pPr>
+            <w:r>
+              <w:rPr>
+                <w:rFonts w:ascii="Calibri Light" w:hAnsi="Calibri Light" w:cs="Calibri Light"/>
+              </w:rPr>
+              <w:t>Eco</w:t>
+            </w:r>
+          </w:p>
+        </w:tc>
+        <w:tc>
+          <w:tcPr>
+            <w:tcW w:w="7464" w:type="dxa"/>
+            <w:tcBorders>
+              <w:top w:val="outset" w:sz="6" w:space="0" w:color="auto"/>
+              <w:left w:val="outset" w:sz="6" w:space="0" w:color="auto"/>
+              <w:bottom w:val="outset" w:sz="6" w:space="0" w:color="auto"/>
+              <w:right w:val="outset" w:sz="6" w:space="0" w:color="auto"/>
+            </w:tcBorders>
+          </w:tcPr>
+          <w:p>
+            <w:pPr>
+              <w:rPr>
+                <w:rFonts w:ascii="Calibri Light" w:hAnsi="Calibri Light" w:cs="Calibri Light"/>
+              </w:rPr>
+            </w:pPr>
+            <w:r>
+              <w:rPr>
+                <w:rFonts w:ascii="Calibri Light" w:hAnsi="Calibri Light" w:cs="Calibri Light"/>
+              </w:rPr>
+              <w:t>Efecto adicional de un maleficio que se activará si en esta ronda queda algún otro maleficio de Eurydice sin leer.</w:t>
+            </w:r>
+          </w:p>
+        </w:tc>
+      </w:tr>
+      <w:tr>
+        <w:tc>
+          <w:tcPr>
+            <w:tcW w:w="0" w:type="auto"/>
+            <w:tcBorders>
+              <w:top w:val="outset" w:sz="6" w:space="0" w:color="auto"/>
+              <w:left w:val="outset" w:sz="6" w:space="0" w:color="auto"/>
+              <w:bottom w:val="outset" w:sz="6" w:space="0" w:color="auto"/>
+              <w:right w:val="outset" w:sz="6" w:space="0" w:color="auto"/>
+            </w:tcBorders>
+            <w:vAlign w:val="center"/>
+            <w:hideMark/>
+          </w:tcPr>
+          <w:p>
+            <w:pPr>
+              <w:rPr>
+                <w:rFonts w:ascii="Calibri Light" w:hAnsi="Calibri Light" w:cs="Calibri Light"/>
+              </w:rPr>
+            </w:pPr>
+            <w:r>
+              <w:rPr>
+                <w:rFonts w:ascii="Calibri Light" w:hAnsi="Calibri Light" w:cs="Calibri Light"/>
+              </w:rPr>
+              <w:t>Pánico</w:t>
+            </w:r>
+          </w:p>
+        </w:tc>
+        <w:tc>
+          <w:tcPr>
+            <w:tcW w:w="7464" w:type="dxa"/>
+            <w:tcBorders>
+              <w:top w:val="outset" w:sz="6" w:space="0" w:color="auto"/>
+              <w:left w:val="outset" w:sz="6" w:space="0" w:color="auto"/>
+              <w:bottom w:val="outset" w:sz="6" w:space="0" w:color="auto"/>
+              <w:right w:val="outset" w:sz="6" w:space="0" w:color="auto"/>
+            </w:tcBorders>
+          </w:tcPr>
+          <w:p>
+            <w:pPr>
+              <w:rPr>
+                <w:rFonts w:ascii="Calibri Light" w:hAnsi="Calibri Light" w:cs="Calibri Light"/>
+              </w:rPr>
+            </w:pPr>
+            <w:r>
+              <w:rPr>
+                <w:rFonts w:ascii="Calibri Light" w:hAnsi="Calibri Light" w:cs="Calibri Light"/>
+              </w:rPr>
+              <w:t>Estado con efectos pasivos que estará activo siempre que la vida de una Bruja Suprema esté por debajo del Umbral de Pánico.</w:t>
+            </w:r>
+          </w:p>
+        </w:tc>
+      </w:tr>
+    </w:tbl>
+    <w:p/>
+    <w:p/>
+    <w:p/>
     <w:sectPr>
       <w:pgSz w:w="11906" w:h="16838"/>
       <w:pgMar w:top="1417" w:right="1701" w:bottom="1417" w:left="1701" w:header="708" w:footer="708" w:gutter="0"/>
@@ -9911,7 +11750,7 @@
 </file>
 
 <file path=word/numbering.xml><?xml version="1.0" encoding="utf-8"?>
-<w:numbering xmlns:wpc="http://schemas.microsoft.com/office/word/2010/wordprocessingCanvas" xmlns:cx="http://schemas.microsoft.com/office/drawing/2014/chartex" xmlns:cx1="http://schemas.microsoft.com/office/drawing/2015/9/8/chartex" xmlns:cx2="http://schemas.microsoft.com/office/drawing/2015/10/21/chartex" xmlns:cx3="http://schemas.microsoft.com/office/drawing/2016/5/9/chartex" xmlns:cx4="http://schemas.microsoft.com/office/drawing/2016/5/10/chartex" xmlns:cx5="http://schemas.microsoft.com/office/drawing/2016/5/11/chartex" xmlns:cx6="http://schemas.microsoft.com/office/drawing/2016/5/12/chartex" xmlns:cx7="http://schemas.microsoft.com/office/drawing/2016/5/13/chartex" xmlns:cx8="http://schemas.microsoft.com/office/drawing/2016/5/14/chartex" xmlns:mc="http://schemas.openxmlformats.org/markup-compatibility/2006" xmlns:aink="http://schemas.microsoft.com/office/drawing/2016/ink" xmlns:am3d="http://schemas.microsoft.com/office/drawing/2017/model3d" xmlns:o="urn:schemas-microsoft-com:office:office" xmlns:oel="http://schemas.microsoft.com/office/2019/extlst" xmlns:r="http://schemas.openxmlformats.org/officeDocument/2006/relationships" xmlns:m="http://schemas.openxmlformats.org/officeDocument/2006/math" xmlns:v="urn:schemas-microsoft-com:vml" xmlns:wp14="http://schemas.microsoft.com/office/word/2010/wordprocessingDrawing" xmlns:wp="http://schemas.openxmlformats.org/drawingml/2006/wordprocessingDrawing" xmlns:w10="urn:schemas-microsoft-com:office:word" xmlns:w="http://schemas.openxmlformats.org/wordprocessingml/2006/main" xmlns:w14="http://schemas.microsoft.com/office/word/2010/wordml" xmlns:w15="http://schemas.microsoft.com/office/word/2012/wordml" xmlns:w16cex="http://schemas.microsoft.com/office/word/2018/wordml/cex" xmlns:w16cid="http://schemas.microsoft.com/office/word/2016/wordml/cid" xmlns:w16="http://schemas.microsoft.com/office/word/2018/wordml" xmlns:w16du="http://schemas.microsoft.com/office/word/2023/wordml/word16du" xmlns:w16sdtdh="http://schemas.microsoft.com/office/word/2020/wordml/sdtdatahash" xmlns:w16sdtfl="http://schemas.microsoft.com/office/word/2024/wordml/sdtformatlock" xmlns:w16se="http://schemas.microsoft.com/office/word/2015/wordml/symex" xmlns:wpg="http://schemas.microsoft.com/office/word/2010/wordprocessingGroup" xmlns:wpi="http://schemas.microsoft.com/office/word/2010/wordprocessingInk" xmlns:wne="http://schemas.microsoft.com/office/word/2006/wordml" xmlns:wps="http://schemas.microsoft.com/office/word/2010/wordprocessingShape" mc:Ignorable="w14 w15 w16se w16cid w16 w16cex w16sdtdh w16sdtfl w16du wp14">
+<w:numbering xmlns:wpc="http://schemas.microsoft.com/office/word/2010/wordprocessingCanvas" xmlns:cx="http://schemas.microsoft.com/office/drawing/2014/chartex" xmlns:cx1="http://schemas.microsoft.com/office/drawing/2015/9/8/chartex" xmlns:cx2="http://schemas.microsoft.com/office/drawing/2015/10/21/chartex" xmlns:cx3="http://schemas.microsoft.com/office/drawing/2016/5/9/chartex" xmlns:cx4="http://schemas.microsoft.com/office/drawing/2016/5/10/chartex" xmlns:cx5="http://schemas.microsoft.com/office/drawing/2016/5/11/chartex" xmlns:cx6="http://schemas.microsoft.com/office/drawing/2016/5/12/chartex" xmlns:cx7="http://schemas.microsoft.com/office/drawing/2016/5/13/chartex" xmlns:cx8="http://schemas.microsoft.com/office/drawing/2016/5/14/chartex" xmlns:mc="http://schemas.openxmlformats.org/markup-compatibility/2006" xmlns:aink="http://schemas.microsoft.com/office/drawing/2016/ink" xmlns:am3d="http://schemas.microsoft.com/office/drawing/2017/model3d" xmlns:o="urn:schemas-microsoft-com:office:office" xmlns:oel="http://schemas.microsoft.com/office/2019/extlst" xmlns:r="http://schemas.openxmlformats.org/officeDocument/2006/relationships" xmlns:m="http://schemas.openxmlformats.org/officeDocument/2006/math" xmlns:v="urn:schemas-microsoft-com:vml" xmlns:wp14="http://schemas.microsoft.com/office/word/2010/wordprocessingDrawing" xmlns:wp="http://schemas.openxmlformats.org/drawingml/2006/wordprocessingDrawing" xmlns:w10="urn:schemas-microsoft-com:office:word" xmlns:w="http://schemas.openxmlformats.org/wordprocessingml/2006/main" xmlns:w14="http://schemas.microsoft.com/office/word/2010/wordml" xmlns:w15="http://schemas.microsoft.com/office/word/2012/wordml" xmlns:w16cei="http://schemas.microsoft.com/office/word/2026/wordml/cei" xmlns:w16cex="http://schemas.microsoft.com/office/word/2018/wordml/cex" xmlns:w16cid="http://schemas.microsoft.com/office/word/2016/wordml/cid" xmlns:w16="http://schemas.microsoft.com/office/word/2018/wordml" xmlns:w16du="http://schemas.microsoft.com/office/word/2023/wordml/word16du" xmlns:w16sdtdh="http://schemas.microsoft.com/office/word/2020/wordml/sdtdatahash" xmlns:w16sdtfl="http://schemas.microsoft.com/office/word/2024/wordml/sdtformatlock" xmlns:w16se="http://schemas.microsoft.com/office/word/2015/wordml/symex" xmlns:wpg="http://schemas.microsoft.com/office/word/2010/wordprocessingGroup" xmlns:wpi="http://schemas.microsoft.com/office/word/2010/wordprocessingInk" xmlns:wne="http://schemas.microsoft.com/office/word/2006/wordml" xmlns:wps="http://schemas.microsoft.com/office/word/2010/wordprocessingShape" mc:Ignorable="w14 w15 w16se w16cid w16 w16cex w16sdtdh w16sdtfl w16du wp14">
   <w:abstractNum w:abstractNumId="0" w15:restartNumberingAfterBreak="0">
     <w:nsid w:val="19076153"/>
     <w:multiLevelType w:val="multilevel"/>
